--- a/重构版论文_v4_20260915/扩展实验报告.docx
+++ b/重构版论文_v4_20260915/扩展实验报告.docx
@@ -967,7 +967,7 @@
               <w:rPr>
                 <w:sz w:val="16"/>
               </w:rPr>
-              <w:t>NSL-KDD（10 条测试，10 种子）</w:t>
+              <w:t>NSL-KDD（22,544 条测试，10 种子）</w:t>
             </w:r>
           </w:p>
         </w:tc>
@@ -1011,7 +1011,7 @@
               <w:rPr>
                 <w:sz w:val="16"/>
               </w:rPr>
-              <w:t>UNSW-NB15（10 条测试，10 种子）</w:t>
+              <w:t>UNSW-NB15（82,332 条测试，10 种子）</w:t>
             </w:r>
           </w:p>
         </w:tc>
@@ -1055,7 +1055,7 @@
               <w:rPr>
                 <w:sz w:val="16"/>
               </w:rPr>
-              <w:t>N-BaIoT（10 条测试，10 种子）</w:t>
+              <w:t>N-BaIoT（27,000 条测试，10 种子）</w:t>
             </w:r>
           </w:p>
         </w:tc>
@@ -1877,6 +1877,371 @@
         <w:t>：新语料的结论见上表；与 CIC-IDS2017 相同，条件加权没有超过同成员等权融合。</w:t>
       </w:r>
     </w:p>
+    <w:p>
+      <w:pPr>
+        <w:pStyle w:val="Heading1"/>
+      </w:pPr>
+      <w:r>
+        <w:t>七、近年语料（2020–2023）</w:t>
+      </w:r>
+    </w:p>
+    <w:p>
+      <w:r>
+        <w:rPr>
+          <w:b/>
+        </w:rPr>
+        <w:t>问题</w:t>
+      </w:r>
+      <w:r>
+        <w:t>：换成 2020–2023 年发布、难度更高的语料后，结论是否仍然成立？</w:t>
+      </w:r>
+    </w:p>
+    <w:p>
+      <w:r>
+        <w:rPr>
+          <w:b/>
+        </w:rPr>
+        <w:t>协议</w:t>
+      </w:r>
+      <w:r>
+        <w:t>：四份公开镜像语料按同一水库去重与分层协议处理，每类上限 5 000（训练）/2 000（测试）；三种子、三个确定性视图，与扩展协议一致。</w:t>
+      </w:r>
+    </w:p>
+    <w:p>
+      <w:r>
+        <w:t>复现命令：</w:t>
+      </w:r>
+    </w:p>
+    <w:p>
+      <w:pPr>
+        <w:spacing w:after="0" w:line="240" w:lineRule="auto"/>
+      </w:pPr>
+      <w:r>
+        <w:rPr>
+          <w:rFonts w:ascii="Consolas" w:hAnsi="Consolas"/>
+          <w:sz w:val="17"/>
+        </w:rPr>
+        <w:t>&amp; $py scripts\prepare_tabular_corpus_v1.py --name RT-IoT2022 ...</w:t>
+      </w:r>
+    </w:p>
+    <w:p>
+      <w:pPr>
+        <w:spacing w:after="0" w:line="240" w:lineRule="auto"/>
+      </w:pPr>
+      <w:r>
+        <w:rPr>
+          <w:rFonts w:ascii="Consolas" w:hAnsi="Consolas"/>
+          <w:sz w:val="17"/>
+        </w:rPr>
+        <w:t>&amp; $py scripts\run_native_label_benchmark_v1.py --processed-dir data_processed_rt_iot2022_v1 --experiments 42 2024 3407</w:t>
+      </w:r>
+    </w:p>
+    <w:p>
+      <w:pPr>
+        <w:spacing w:after="40"/>
+      </w:pPr>
+    </w:p>
+    <w:p>
+      <w:r>
+        <w:rPr>
+          <w:b/>
+        </w:rPr>
+        <w:t>实验数据</w:t>
+      </w:r>
+      <w:r>
+        <w:t>：</w:t>
+      </w:r>
+      <w:r>
+        <w:rPr>
+          <w:rFonts w:ascii="Consolas" w:hAnsi="Consolas"/>
+        </w:rPr>
+        <w:t>data_processed_*_v1/</w:t>
+      </w:r>
+      <w:r>
+        <w:t xml:space="preserve"> 与 </w:t>
+      </w:r>
+      <w:r>
+        <w:rPr>
+          <w:rFonts w:ascii="Consolas" w:hAnsi="Consolas"/>
+        </w:rPr>
+        <w:t>results_rccf_*_v1/</w:t>
+      </w:r>
+      <w:r>
+        <w:t xml:space="preserve">（逐种子预测与汇总）；原始文件在 </w:t>
+      </w:r>
+      <w:r>
+        <w:rPr>
+          <w:rFonts w:ascii="Consolas" w:hAnsi="Consolas"/>
+        </w:rPr>
+        <w:t>E:\论文\data\external\recent\</w:t>
+      </w:r>
+      <w:r>
+        <w:t xml:space="preserve">，附 </w:t>
+      </w:r>
+      <w:r>
+        <w:rPr>
+          <w:rFonts w:ascii="Consolas" w:hAnsi="Consolas"/>
+        </w:rPr>
+        <w:t>recent_corpora_manifest.json</w:t>
+      </w:r>
+    </w:p>
+    <w:tbl>
+      <w:tblPr>
+        <w:tblStyle w:val="TableGrid"/>
+        <w:tblW w:type="auto" w:w="0"/>
+        <w:tblLook w:firstColumn="1" w:firstRow="1" w:lastColumn="0" w:lastRow="0" w:noHBand="0" w:noVBand="1" w:val="04A0"/>
+        <w:tblBorders>
+          <w:top w:val="single" w:sz="6" w:space="0" w:color="000000"/>
+          <w:left w:val="none" w:sz="0" w:space="0" w:color="auto"/>
+          <w:bottom w:val="single" w:sz="6" w:space="0" w:color="000000"/>
+          <w:right w:val="none" w:sz="0" w:space="0" w:color="auto"/>
+          <w:insideH w:val="single" w:sz="6" w:space="0" w:color="000000"/>
+          <w:insideV w:val="none" w:sz="0" w:space="0" w:color="auto"/>
+        </w:tblBorders>
+      </w:tblPr>
+      <w:tblGrid>
+        <w:gridCol w:w="4896"/>
+        <w:gridCol w:w="4896"/>
+      </w:tblGrid>
+      <w:tr>
+        <w:tc>
+          <w:tcPr>
+            <w:tcW w:type="dxa" w:w="4896"/>
+          </w:tcPr>
+          <w:p>
+            <w:pPr>
+              <w:spacing w:after="0"/>
+            </w:pPr>
+            <w:r>
+              <w:rPr>
+                <w:sz w:val="16"/>
+              </w:rPr>
+            </w:r>
+            <w:r>
+              <w:rPr>
+                <w:b/>
+                <w:sz w:val="16"/>
+              </w:rPr>
+              <w:t>指标</w:t>
+            </w:r>
+          </w:p>
+        </w:tc>
+        <w:tc>
+          <w:tcPr>
+            <w:tcW w:type="dxa" w:w="4896"/>
+          </w:tcPr>
+          <w:p>
+            <w:pPr>
+              <w:spacing w:after="0"/>
+            </w:pPr>
+            <w:r>
+              <w:rPr>
+                <w:sz w:val="16"/>
+              </w:rPr>
+            </w:r>
+            <w:r>
+              <w:rPr>
+                <w:b/>
+                <w:sz w:val="16"/>
+              </w:rPr>
+              <w:t>数值</w:t>
+            </w:r>
+          </w:p>
+        </w:tc>
+      </w:tr>
+      <w:tr>
+        <w:tc>
+          <w:tcPr>
+            <w:tcW w:type="dxa" w:w="4896"/>
+          </w:tcPr>
+          <w:p>
+            <w:pPr>
+              <w:spacing w:after="0"/>
+            </w:pPr>
+            <w:r>
+              <w:rPr>
+                <w:sz w:val="16"/>
+              </w:rPr>
+            </w:r>
+            <w:r>
+              <w:rPr>
+                <w:sz w:val="16"/>
+              </w:rPr>
+              <w:t>LITNET-2020（2020）：13 类，测试 9,522 条</w:t>
+            </w:r>
+          </w:p>
+        </w:tc>
+        <w:tc>
+          <w:tcPr>
+            <w:tcW w:type="dxa" w:w="4896"/>
+          </w:tcPr>
+          <w:p>
+            <w:pPr>
+              <w:spacing w:after="0"/>
+            </w:pPr>
+            <w:r>
+              <w:rPr>
+                <w:sz w:val="16"/>
+              </w:rPr>
+            </w:r>
+            <w:r>
+              <w:rPr>
+                <w:sz w:val="16"/>
+              </w:rPr>
+              <w:t>RCCF 0.999335，同成员等权融合 0.999335，差 +0.000000</w:t>
+            </w:r>
+          </w:p>
+        </w:tc>
+      </w:tr>
+      <w:tr>
+        <w:tc>
+          <w:tcPr>
+            <w:tcW w:type="dxa" w:w="4896"/>
+          </w:tcPr>
+          <w:p>
+            <w:pPr>
+              <w:spacing w:after="0"/>
+            </w:pPr>
+            <w:r>
+              <w:rPr>
+                <w:sz w:val="16"/>
+              </w:rPr>
+            </w:r>
+            <w:r>
+              <w:rPr>
+                <w:sz w:val="16"/>
+              </w:rPr>
+              <w:t>IoT-23（2020）：2 类，测试 4,000 条</w:t>
+            </w:r>
+          </w:p>
+        </w:tc>
+        <w:tc>
+          <w:tcPr>
+            <w:tcW w:type="dxa" w:w="4896"/>
+          </w:tcPr>
+          <w:p>
+            <w:pPr>
+              <w:spacing w:after="0"/>
+            </w:pPr>
+            <w:r>
+              <w:rPr>
+                <w:sz w:val="16"/>
+              </w:rPr>
+            </w:r>
+            <w:r>
+              <w:rPr>
+                <w:sz w:val="16"/>
+              </w:rPr>
+              <w:t>RCCF 0.985332，同成员等权融合 0.985332，差 +0.000000</w:t>
+            </w:r>
+          </w:p>
+        </w:tc>
+      </w:tr>
+      <w:tr>
+        <w:tc>
+          <w:tcPr>
+            <w:tcW w:type="dxa" w:w="4896"/>
+          </w:tcPr>
+          <w:p>
+            <w:pPr>
+              <w:spacing w:after="0"/>
+            </w:pPr>
+            <w:r>
+              <w:rPr>
+                <w:sz w:val="16"/>
+              </w:rPr>
+            </w:r>
+            <w:r>
+              <w:rPr>
+                <w:sz w:val="16"/>
+              </w:rPr>
+              <w:t>RT-IoT2022（2022）：11 类，测试 5,390 条</w:t>
+            </w:r>
+          </w:p>
+        </w:tc>
+        <w:tc>
+          <w:tcPr>
+            <w:tcW w:type="dxa" w:w="4896"/>
+          </w:tcPr>
+          <w:p>
+            <w:pPr>
+              <w:spacing w:after="0"/>
+            </w:pPr>
+            <w:r>
+              <w:rPr>
+                <w:sz w:val="16"/>
+              </w:rPr>
+            </w:r>
+            <w:r>
+              <w:rPr>
+                <w:sz w:val="16"/>
+              </w:rPr>
+              <w:t>RCCF 0.940292，同成员等权融合 0.940057，差 +0.000235</w:t>
+            </w:r>
+          </w:p>
+        </w:tc>
+      </w:tr>
+      <w:tr>
+        <w:tc>
+          <w:tcPr>
+            <w:tcW w:type="dxa" w:w="4896"/>
+          </w:tcPr>
+          <w:p>
+            <w:pPr>
+              <w:spacing w:after="0"/>
+            </w:pPr>
+            <w:r>
+              <w:rPr>
+                <w:sz w:val="16"/>
+              </w:rPr>
+            </w:r>
+            <w:r>
+              <w:rPr>
+                <w:sz w:val="16"/>
+              </w:rPr>
+              <w:t>ACI-IoT-2023（2023）：11 类，测试 19,404 条</w:t>
+            </w:r>
+          </w:p>
+        </w:tc>
+        <w:tc>
+          <w:tcPr>
+            <w:tcW w:type="dxa" w:w="4896"/>
+          </w:tcPr>
+          <w:p>
+            <w:pPr>
+              <w:spacing w:after="0"/>
+            </w:pPr>
+            <w:r>
+              <w:rPr>
+                <w:sz w:val="16"/>
+              </w:rPr>
+            </w:r>
+            <w:r>
+              <w:rPr>
+                <w:sz w:val="16"/>
+              </w:rPr>
+              <w:t>RCCF 0.777677，同成员等权融合 0.777677，差 +0.000000</w:t>
+            </w:r>
+          </w:p>
+        </w:tc>
+      </w:tr>
+    </w:tbl>
+    <w:p>
+      <w:pPr>
+        <w:spacing w:after="40"/>
+      </w:pPr>
+    </w:p>
+    <w:p>
+      <w:r>
+        <w:rPr>
+          <w:b/>
+        </w:rPr>
+        <w:t>结论</w:t>
+      </w:r>
+      <w:r>
+        <w:t>：四个 2020–2023 语料上，门控与同成员等权融合的差值为 0.000000–0.000235 Macro-F1；其中 ACI-IoT-2023 与 RT-IoT2022 的绝对水平（0.778 / 0.940）明显低于 2017 数据，说明结论不依赖语料年代，也不依赖判别难度。</w:t>
+      </w:r>
+    </w:p>
     <w:sectPr>
       <w:pgSz w:w="12240" w:h="15840"/>
       <w:pgMar w:top="1296" w:right="1224" w:bottom="1296" w:left="1224" w:header="720" w:footer="720" w:gutter="0"/>

--- a/重构版论文_v4_20260915/扩展实验报告.docx
+++ b/重构版论文_v4_20260915/扩展实验报告.docx
@@ -2242,6 +2242,327 @@
         <w:t>：四个 2020–2023 语料上，门控与同成员等权融合的差值为 0.000000–0.000235 Macro-F1；其中 ACI-IoT-2023 与 RT-IoT2022 的绝对水平（0.778 / 0.940）明显低于 2017 数据，说明结论不依赖语料年代，也不依赖判别难度。</w:t>
       </w:r>
     </w:p>
+    <w:p>
+      <w:pPr>
+        <w:pStyle w:val="Heading1"/>
+      </w:pPr>
+      <w:r>
+        <w:t>八、2025 年语料（近一年）</w:t>
+      </w:r>
+    </w:p>
+    <w:p>
+      <w:r>
+        <w:rPr>
+          <w:b/>
+        </w:rPr>
+        <w:t>问题</w:t>
+      </w:r>
+      <w:r>
+        <w:t>：换成最近一年发布的语料，结论是否仍然成立？</w:t>
+      </w:r>
+    </w:p>
+    <w:p>
+      <w:r>
+        <w:rPr>
+          <w:b/>
+        </w:rPr>
+        <w:t>协议</w:t>
+      </w:r>
+      <w:r>
+        <w:t>：三份 2025 年公开语料（Zenodo / Mendeley，CC BY 4.0 或记录页许可），同一水库去重与分层协议，三种子、三个确定性视图。</w:t>
+      </w:r>
+    </w:p>
+    <w:p>
+      <w:r>
+        <w:t>复现命令：</w:t>
+      </w:r>
+    </w:p>
+    <w:p>
+      <w:pPr>
+        <w:spacing w:after="0" w:line="240" w:lineRule="auto"/>
+      </w:pPr>
+      <w:r>
+        <w:rPr>
+          <w:rFonts w:ascii="Consolas" w:hAnsi="Consolas"/>
+          <w:sz w:val="17"/>
+        </w:rPr>
+        <w:t>&amp; $py scripts\fetch_2025_corpora_v1.py</w:t>
+      </w:r>
+    </w:p>
+    <w:p>
+      <w:pPr>
+        <w:spacing w:after="0" w:line="240" w:lineRule="auto"/>
+      </w:pPr>
+      <w:r>
+        <w:rPr>
+          <w:rFonts w:ascii="Consolas" w:hAnsi="Consolas"/>
+          <w:sz w:val="17"/>
+        </w:rPr>
+        <w:t>&amp; $py scripts\run_native_label_benchmark_v1.py --processed-dir data_processed_uavids2025_v1 --seeds 42 2024 3407 --experts full chi2 anova</w:t>
+      </w:r>
+    </w:p>
+    <w:p>
+      <w:pPr>
+        <w:spacing w:after="40"/>
+      </w:pPr>
+    </w:p>
+    <w:p>
+      <w:r>
+        <w:rPr>
+          <w:b/>
+        </w:rPr>
+        <w:t>实验数据</w:t>
+      </w:r>
+      <w:r>
+        <w:t>：</w:t>
+      </w:r>
+      <w:r>
+        <w:rPr>
+          <w:rFonts w:ascii="Consolas" w:hAnsi="Consolas"/>
+        </w:rPr>
+        <w:t>E:\论文\data\external\y2025\</w:t>
+      </w:r>
+      <w:r>
+        <w:t xml:space="preserve">（原始文件 + </w:t>
+      </w:r>
+      <w:r>
+        <w:rPr>
+          <w:rFonts w:ascii="Consolas" w:hAnsi="Consolas"/>
+        </w:rPr>
+        <w:t>corpora_2025_manifest.json</w:t>
+      </w:r>
+      <w:r>
+        <w:t xml:space="preserve"> 的 SHA-256）；处理与结果在 </w:t>
+      </w:r>
+      <w:r>
+        <w:rPr>
+          <w:rFonts w:ascii="Consolas" w:hAnsi="Consolas"/>
+        </w:rPr>
+        <w:t>data_processed_*2025_v1/</w:t>
+      </w:r>
+      <w:r>
+        <w:t>、</w:t>
+      </w:r>
+      <w:r>
+        <w:rPr>
+          <w:rFonts w:ascii="Consolas" w:hAnsi="Consolas"/>
+        </w:rPr>
+        <w:t>results_rccf_*2025_v1/</w:t>
+      </w:r>
+    </w:p>
+    <w:tbl>
+      <w:tblPr>
+        <w:tblStyle w:val="TableGrid"/>
+        <w:tblW w:type="auto" w:w="0"/>
+        <w:tblLook w:firstColumn="1" w:firstRow="1" w:lastColumn="0" w:lastRow="0" w:noHBand="0" w:noVBand="1" w:val="04A0"/>
+        <w:tblBorders>
+          <w:top w:val="single" w:sz="6" w:space="0" w:color="000000"/>
+          <w:left w:val="none" w:sz="0" w:space="0" w:color="auto"/>
+          <w:bottom w:val="single" w:sz="6" w:space="0" w:color="000000"/>
+          <w:right w:val="none" w:sz="0" w:space="0" w:color="auto"/>
+          <w:insideH w:val="single" w:sz="6" w:space="0" w:color="000000"/>
+          <w:insideV w:val="none" w:sz="0" w:space="0" w:color="auto"/>
+        </w:tblBorders>
+      </w:tblPr>
+      <w:tblGrid>
+        <w:gridCol w:w="4896"/>
+        <w:gridCol w:w="4896"/>
+      </w:tblGrid>
+      <w:tr>
+        <w:tc>
+          <w:tcPr>
+            <w:tcW w:type="dxa" w:w="4896"/>
+          </w:tcPr>
+          <w:p>
+            <w:pPr>
+              <w:spacing w:after="0"/>
+            </w:pPr>
+            <w:r>
+              <w:rPr>
+                <w:sz w:val="16"/>
+              </w:rPr>
+            </w:r>
+            <w:r>
+              <w:rPr>
+                <w:b/>
+                <w:sz w:val="16"/>
+              </w:rPr>
+              <w:t>指标</w:t>
+            </w:r>
+          </w:p>
+        </w:tc>
+        <w:tc>
+          <w:tcPr>
+            <w:tcW w:type="dxa" w:w="4896"/>
+          </w:tcPr>
+          <w:p>
+            <w:pPr>
+              <w:spacing w:after="0"/>
+            </w:pPr>
+            <w:r>
+              <w:rPr>
+                <w:sz w:val="16"/>
+              </w:rPr>
+            </w:r>
+            <w:r>
+              <w:rPr>
+                <w:b/>
+                <w:sz w:val="16"/>
+              </w:rPr>
+              <w:t>数值</w:t>
+            </w:r>
+          </w:p>
+        </w:tc>
+      </w:tr>
+      <w:tr>
+        <w:tc>
+          <w:tcPr>
+            <w:tcW w:type="dxa" w:w="4896"/>
+          </w:tcPr>
+          <w:p>
+            <w:pPr>
+              <w:spacing w:after="0"/>
+            </w:pPr>
+            <w:r>
+              <w:rPr>
+                <w:sz w:val="16"/>
+              </w:rPr>
+            </w:r>
+            <w:r>
+              <w:rPr>
+                <w:sz w:val="16"/>
+              </w:rPr>
+              <w:t>UAVIDS-2025（2025-05）：5 类，测试 10,000 条</w:t>
+            </w:r>
+          </w:p>
+        </w:tc>
+        <w:tc>
+          <w:tcPr>
+            <w:tcW w:type="dxa" w:w="4896"/>
+          </w:tcPr>
+          <w:p>
+            <w:pPr>
+              <w:spacing w:after="0"/>
+            </w:pPr>
+            <w:r>
+              <w:rPr>
+                <w:sz w:val="16"/>
+              </w:rPr>
+            </w:r>
+            <w:r>
+              <w:rPr>
+                <w:sz w:val="16"/>
+              </w:rPr>
+              <w:t>RCCF 0.944895，同成员等权融合 0.944895，差 +0.000000</w:t>
+            </w:r>
+          </w:p>
+        </w:tc>
+      </w:tr>
+      <w:tr>
+        <w:tc>
+          <w:tcPr>
+            <w:tcW w:type="dxa" w:w="4896"/>
+          </w:tcPr>
+          <w:p>
+            <w:pPr>
+              <w:spacing w:after="0"/>
+            </w:pPr>
+            <w:r>
+              <w:rPr>
+                <w:sz w:val="16"/>
+              </w:rPr>
+            </w:r>
+            <w:r>
+              <w:rPr>
+                <w:sz w:val="16"/>
+              </w:rPr>
+              <w:t>GeNIS（2025-02）：4 类，测试 8,000 条</w:t>
+            </w:r>
+          </w:p>
+        </w:tc>
+        <w:tc>
+          <w:tcPr>
+            <w:tcW w:type="dxa" w:w="4896"/>
+          </w:tcPr>
+          <w:p>
+            <w:pPr>
+              <w:spacing w:after="0"/>
+            </w:pPr>
+            <w:r>
+              <w:rPr>
+                <w:sz w:val="16"/>
+              </w:rPr>
+            </w:r>
+            <w:r>
+              <w:rPr>
+                <w:sz w:val="16"/>
+              </w:rPr>
+              <w:t>RCCF 0.999875，同成员等权融合 0.999875，差 +0.000000</w:t>
+            </w:r>
+          </w:p>
+        </w:tc>
+      </w:tr>
+      <w:tr>
+        <w:tc>
+          <w:tcPr>
+            <w:tcW w:type="dxa" w:w="4896"/>
+          </w:tcPr>
+          <w:p>
+            <w:pPr>
+              <w:spacing w:after="0"/>
+            </w:pPr>
+            <w:r>
+              <w:rPr>
+                <w:sz w:val="16"/>
+              </w:rPr>
+            </w:r>
+            <w:r>
+              <w:rPr>
+                <w:sz w:val="16"/>
+              </w:rPr>
+              <w:t>IDS2025（2025-11）：7 类，测试 9,114 条</w:t>
+            </w:r>
+          </w:p>
+        </w:tc>
+        <w:tc>
+          <w:tcPr>
+            <w:tcW w:type="dxa" w:w="4896"/>
+          </w:tcPr>
+          <w:p>
+            <w:pPr>
+              <w:spacing w:after="0"/>
+            </w:pPr>
+            <w:r>
+              <w:rPr>
+                <w:sz w:val="16"/>
+              </w:rPr>
+            </w:r>
+            <w:r>
+              <w:rPr>
+                <w:sz w:val="16"/>
+              </w:rPr>
+              <w:t>RCCF 0.974997，同成员等权融合 0.974997，差 +0.000000</w:t>
+            </w:r>
+          </w:p>
+        </w:tc>
+      </w:tr>
+    </w:tbl>
+    <w:p>
+      <w:pPr>
+        <w:spacing w:after="40"/>
+      </w:pPr>
+    </w:p>
+    <w:p>
+      <w:r>
+        <w:rPr>
+          <w:b/>
+        </w:rPr>
+        <w:t>结论</w:t>
+      </w:r>
+      <w:r>
+        <w:t>：2025 年语料上，门控与同成员等权融合的差值同样在 0.000000–0.0002 量级；结论不依赖语料年代。</w:t>
+      </w:r>
+    </w:p>
     <w:sectPr>
       <w:pgSz w:w="12240" w:h="15840"/>
       <w:pgMar w:top="1296" w:right="1224" w:bottom="1296" w:left="1224" w:header="720" w:footer="720" w:gutter="0"/>

--- a/重构版论文_v4_20260915/扩展实验报告.docx
+++ b/重构版论文_v4_20260915/扩展实验报告.docx
@@ -1564,7 +1564,7 @@
               <w:rPr>
                 <w:sz w:val="16"/>
               </w:rPr>
-              <w:t>0.964124</w:t>
+              <w:t>0.955231</w:t>
             </w:r>
           </w:p>
         </w:tc>
@@ -1608,7 +1608,7 @@
               <w:rPr>
                 <w:sz w:val="16"/>
               </w:rPr>
-              <w:t>0.964124 / +0.000000</w:t>
+              <w:t>0.955231 / +0.000000</w:t>
             </w:r>
           </w:p>
         </w:tc>
@@ -1811,7 +1811,7 @@
               <w:rPr>
                 <w:sz w:val="16"/>
               </w:rPr>
-              <w:t>0.752375</w:t>
+              <w:t>0.751051</w:t>
             </w:r>
           </w:p>
         </w:tc>
@@ -1855,7 +1855,7 @@
               <w:rPr>
                 <w:sz w:val="16"/>
               </w:rPr>
-              <w:t>0.752347 / +0.000028</w:t>
+              <w:t>0.751054 / -0.000004</w:t>
             </w:r>
           </w:p>
         </w:tc>
@@ -1904,7 +1904,7 @@
         <w:t>协议</w:t>
       </w:r>
       <w:r>
-        <w:t>：四份公开镜像语料按同一水库去重与分层协议处理，每类上限 5 000（训练）/2 000（测试）；三种子、三个确定性视图，与扩展协议一致。</w:t>
+        <w:t>：四份公开镜像语料按同一水库去重与分层协议处理，每类上限 5 000（训练）/2 000（测试）；十种子（与主实验同一组种子）、三个确定性视图。</w:t>
       </w:r>
     </w:p>
     <w:p>
@@ -1933,7 +1933,7 @@
           <w:rFonts w:ascii="Consolas" w:hAnsi="Consolas"/>
           <w:sz w:val="17"/>
         </w:rPr>
-        <w:t>&amp; $py scripts\run_native_label_benchmark_v1.py --processed-dir data_processed_rt_iot2022_v1 --experiments 42 2024 3407</w:t>
+        <w:t>&amp; $py scripts\run_native_label_benchmark_v1.py --processed-dir data_processed_rt_iot2022_v1 --seeds 42 2024 3407 7 13 101 202 303 404 505</w:t>
       </w:r>
     </w:p>
     <w:p>
@@ -2088,7 +2088,7 @@
               <w:rPr>
                 <w:sz w:val="16"/>
               </w:rPr>
-              <w:t>RCCF 0.999335，同成员等权融合 0.999335，差 +0.000000</w:t>
+              <w:t>RCCF 0.999414，同成员等权融合 0.999414，差 +0.000000</w:t>
             </w:r>
           </w:p>
         </w:tc>
@@ -2132,7 +2132,7 @@
               <w:rPr>
                 <w:sz w:val="16"/>
               </w:rPr>
-              <w:t>RCCF 0.985332，同成员等权融合 0.985332，差 +0.000000</w:t>
+              <w:t>RCCF 0.985448，同成员等权融合 0.985448，差 +0.000000</w:t>
             </w:r>
           </w:p>
         </w:tc>
@@ -2176,7 +2176,7 @@
               <w:rPr>
                 <w:sz w:val="16"/>
               </w:rPr>
-              <w:t>RCCF 0.940292，同成员等权融合 0.940057，差 +0.000235</w:t>
+              <w:t>RCCF 0.939232，同成员等权融合 0.939161，差 +0.000071</w:t>
             </w:r>
           </w:p>
         </w:tc>
@@ -2220,7 +2220,7 @@
               <w:rPr>
                 <w:sz w:val="16"/>
               </w:rPr>
-              <w:t>RCCF 0.777677，同成员等权融合 0.777677，差 +0.000000</w:t>
+              <w:t>RCCF 0.778163，同成员等权融合 0.778159，差 +0.000004</w:t>
             </w:r>
           </w:p>
         </w:tc>
@@ -2239,7 +2239,7 @@
         <w:t>结论</w:t>
       </w:r>
       <w:r>
-        <w:t>：四个 2020–2023 语料上，门控与同成员等权融合的差值为 0.000000–0.000235 Macro-F1；其中 ACI-IoT-2023 与 RT-IoT2022 的绝对水平（0.778 / 0.940）明显低于 2017 数据，说明结论不依赖语料年代，也不依赖判别难度。</w:t>
+        <w:t>：四个 2020–2023 语料上（十种子），门控与同成员等权融合的差值为 +0.000000–+0.000071 Macro-F1；其中 ACI-IoT-2023 与 RT-IoT2022 的绝对水平（0.778 / 0.939）明显低于 2017 数据，说明结论不依赖语料年代，也不依赖判别难度。</w:t>
       </w:r>
     </w:p>
     <w:p>
@@ -2269,7 +2269,7 @@
         <w:t>协议</w:t>
       </w:r>
       <w:r>
-        <w:t>：三份 2025 年公开语料（Zenodo / Mendeley，CC BY 4.0 或记录页许可），同一水库去重与分层协议，三种子、三个确定性视图。</w:t>
+        <w:t>：三份 2025 年公开语料（Zenodo / Mendeley，CC BY 4.0 或记录页许可），同一水库去重与分层协议，十种子、三个确定性视图。</w:t>
       </w:r>
     </w:p>
     <w:p>
@@ -2298,7 +2298,7 @@
           <w:rFonts w:ascii="Consolas" w:hAnsi="Consolas"/>
           <w:sz w:val="17"/>
         </w:rPr>
-        <w:t>&amp; $py scripts\run_native_label_benchmark_v1.py --processed-dir data_processed_uavids2025_v1 --seeds 42 2024 3407 --experts full chi2 anova</w:t>
+        <w:t>&amp; $py scripts\run_native_label_benchmark_v1.py --processed-dir data_processed_uavids2025_v1 --seeds 42 2024 3407 7 13 101 202 303 404 505 --experts full chi2 anova</w:t>
       </w:r>
     </w:p>
     <w:p>
@@ -2453,7 +2453,7 @@
               <w:rPr>
                 <w:sz w:val="16"/>
               </w:rPr>
-              <w:t>RCCF 0.944895，同成员等权融合 0.944895，差 +0.000000</w:t>
+              <w:t>RCCF 0.945010，同成员等权融合 0.944990，差 +0.000020</w:t>
             </w:r>
           </w:p>
         </w:tc>
@@ -2541,7 +2541,7 @@
               <w:rPr>
                 <w:sz w:val="16"/>
               </w:rPr>
-              <w:t>RCCF 0.974997，同成员等权融合 0.974997，差 +0.000000</w:t>
+              <w:t>RCCF 0.980997，同成员等权融合 0.980981，差 +0.000016</w:t>
             </w:r>
           </w:p>
         </w:tc>
@@ -2560,7 +2560,7 @@
         <w:t>结论</w:t>
       </w:r>
       <w:r>
-        <w:t>：2025 年语料上，门控与同成员等权融合的差值同样在 0.000000–0.0002 量级；结论不依赖语料年代。</w:t>
+        <w:t>：2025 年语料上（十种子），门控与同成员等权融合的差值同样在 +0.000000–+0.000020 量级；结论不依赖语料年代。</w:t>
       </w:r>
     </w:p>
     <w:sectPr>

--- a/重构版论文_v4_20260915/扩展实验报告.docx
+++ b/重构版论文_v4_20260915/扩展实验报告.docx
@@ -13,7 +13,7 @@
     </w:p>
     <w:p>
       <w:r>
-        <w:t xml:space="preserve">&gt; 六个扩展实验：专家家族与数量、按天留出、外部队列十种子、部署向指标、CIC-IDS2018、CIC-IoT-2023。每个实验的逐种子数据都保存在对应的 </w:t>
+        <w:t xml:space="preserve">&gt; 八个扩展实验：专家家族与数量、按天留出、外部队列十种子、部署向指标、CIC-IDS2018、CIC-IoT-2023、2020–2023 年语料四份、2025 年语料三份。每个实验的逐种子数据都保存在对应的 </w:t>
       </w:r>
       <w:r>
         <w:rPr>

--- a/重构版论文_v4_20260915/扩展实验报告.docx
+++ b/重构版论文_v4_20260915/扩展实验报告.docx
@@ -13,7 +13,7 @@
     </w:p>
     <w:p>
       <w:r>
-        <w:t xml:space="preserve">&gt; 八个扩展实验：专家家族与数量、按天留出、外部队列十种子、部署向指标、CIC-IDS2018、CIC-IoT-2023、2020–2023 年语料四份、2025 年语料三份。每个实验的逐种子数据都保存在对应的 </w:t>
+        <w:t xml:space="preserve">&gt; 九个扩展实验：专家家族与数量、按天留出、外部队列十种子、部署向指标、CIC-IDS2018、CIC-IoT-2023、2020–2023 年语料四份、2025 年语料三份、2025 年数据包级语料 Gotham-2025。每个实验的逐种子数据都保存在对应的 </w:t>
       </w:r>
       <w:r>
         <w:rPr>
@@ -2563,6 +2563,289 @@
         <w:t>：2025 年语料上（十种子），门控与同成员等权融合的差值同样在 +0.000000–+0.000020 量级；结论不依赖语料年代。</w:t>
       </w:r>
     </w:p>
+    <w:p>
+      <w:pPr>
+        <w:pStyle w:val="Heading1"/>
+      </w:pPr>
+      <w:r>
+        <w:t>九、2025 年数据包级语料 Gotham-2025</w:t>
+      </w:r>
+    </w:p>
+    <w:p>
+      <w:r>
+        <w:rPr>
+          <w:b/>
+        </w:rPr>
+        <w:t>问题</w:t>
+      </w:r>
+      <w:r>
+        <w:t>：门控在什么条件下才有用？</w:t>
+      </w:r>
+    </w:p>
+    <w:p>
+      <w:r>
+        <w:rPr>
+          <w:b/>
+        </w:rPr>
+        <w:t>协议</w:t>
+      </w:r>
+      <w:r>
+        <w:t>：Gotham-2025（Zenodo 14502760，CC BY 4.0）在 78 台 IoT 设备上采集 35 134 281 条数据包、18 个类别，按同一水库协议处理；设备地址与时间戳作为泄漏控制被剔除，余下十六列。</w:t>
+      </w:r>
+    </w:p>
+    <w:p>
+      <w:r>
+        <w:t>复现命令：</w:t>
+      </w:r>
+    </w:p>
+    <w:p>
+      <w:pPr>
+        <w:spacing w:after="0" w:line="240" w:lineRule="auto"/>
+      </w:pPr>
+      <w:r>
+        <w:rPr>
+          <w:rFonts w:ascii="Consolas" w:hAnsi="Consolas"/>
+          <w:sz w:val="17"/>
+        </w:rPr>
+        <w:t>&amp; $py scripts\prepare_gotham2025_v1.py</w:t>
+      </w:r>
+    </w:p>
+    <w:p>
+      <w:pPr>
+        <w:spacing w:after="0" w:line="240" w:lineRule="auto"/>
+      </w:pPr>
+      <w:r>
+        <w:rPr>
+          <w:rFonts w:ascii="Consolas" w:hAnsi="Consolas"/>
+          <w:sz w:val="17"/>
+        </w:rPr>
+        <w:t>&amp; $py scripts\run_native_label_benchmark_v1.py --processed-dir data_processed_gotham2025_v1 --output-dir results_rccf_gotham2025_v1 --seeds 42 2024 3407 7 13 101 202 303 404 505 --experts full chi2 anova</w:t>
+      </w:r>
+    </w:p>
+    <w:p>
+      <w:pPr>
+        <w:spacing w:after="0" w:line="240" w:lineRule="auto"/>
+      </w:pPr>
+      <w:r>
+        <w:rPr>
+          <w:rFonts w:ascii="Consolas" w:hAnsi="Consolas"/>
+          <w:sz w:val="17"/>
+        </w:rPr>
+        <w:t>&amp; $py scripts\run_native_label_benchmark_v1.py --processed-dir data_processed_gotham2025_v1 --output-dir results_rccf_gotham2025_v1_k8 --seeds 42 2024 3407 7 13 101 202 303 404 505 --experts full chi2 anova --feature-k 8</w:t>
+      </w:r>
+    </w:p>
+    <w:p>
+      <w:pPr>
+        <w:spacing w:after="40"/>
+      </w:pPr>
+    </w:p>
+    <w:p>
+      <w:r>
+        <w:rPr>
+          <w:b/>
+        </w:rPr>
+        <w:t>实验数据</w:t>
+      </w:r>
+      <w:r>
+        <w:t>：</w:t>
+      </w:r>
+      <w:r>
+        <w:rPr>
+          <w:rFonts w:ascii="Consolas" w:hAnsi="Consolas"/>
+        </w:rPr>
+        <w:t>data_processed_gotham2025_v1/</w:t>
+      </w:r>
+      <w:r>
+        <w:t>、</w:t>
+      </w:r>
+      <w:r>
+        <w:rPr>
+          <w:rFonts w:ascii="Consolas" w:hAnsi="Consolas"/>
+        </w:rPr>
+        <w:t>results_rccf_gotham2025_v1/</w:t>
+      </w:r>
+      <w:r>
+        <w:t>（60 维预算，视图重合）、</w:t>
+      </w:r>
+      <w:r>
+        <w:rPr>
+          <w:rFonts w:ascii="Consolas" w:hAnsi="Consolas"/>
+        </w:rPr>
+        <w:t>results_rccf_gotham2025_v1_k8/</w:t>
+      </w:r>
+      <w:r>
+        <w:t>（8/16 维，视图分化）</w:t>
+      </w:r>
+    </w:p>
+    <w:tbl>
+      <w:tblPr>
+        <w:tblStyle w:val="TableGrid"/>
+        <w:tblW w:type="auto" w:w="0"/>
+        <w:tblLook w:firstColumn="1" w:firstRow="1" w:lastColumn="0" w:lastRow="0" w:noHBand="0" w:noVBand="1" w:val="04A0"/>
+        <w:tblBorders>
+          <w:top w:val="single" w:sz="6" w:space="0" w:color="000000"/>
+          <w:left w:val="none" w:sz="0" w:space="0" w:color="auto"/>
+          <w:bottom w:val="single" w:sz="6" w:space="0" w:color="000000"/>
+          <w:right w:val="none" w:sz="0" w:space="0" w:color="auto"/>
+          <w:insideH w:val="single" w:sz="6" w:space="0" w:color="000000"/>
+          <w:insideV w:val="none" w:sz="0" w:space="0" w:color="auto"/>
+        </w:tblBorders>
+      </w:tblPr>
+      <w:tblGrid>
+        <w:gridCol w:w="4896"/>
+        <w:gridCol w:w="4896"/>
+      </w:tblGrid>
+      <w:tr>
+        <w:tc>
+          <w:tcPr>
+            <w:tcW w:type="dxa" w:w="4896"/>
+          </w:tcPr>
+          <w:p>
+            <w:pPr>
+              <w:spacing w:after="0"/>
+            </w:pPr>
+            <w:r>
+              <w:rPr>
+                <w:sz w:val="16"/>
+              </w:rPr>
+            </w:r>
+            <w:r>
+              <w:rPr>
+                <w:b/>
+                <w:sz w:val="16"/>
+              </w:rPr>
+              <w:t>指标</w:t>
+            </w:r>
+          </w:p>
+        </w:tc>
+        <w:tc>
+          <w:tcPr>
+            <w:tcW w:type="dxa" w:w="4896"/>
+          </w:tcPr>
+          <w:p>
+            <w:pPr>
+              <w:spacing w:after="0"/>
+            </w:pPr>
+            <w:r>
+              <w:rPr>
+                <w:sz w:val="16"/>
+              </w:rPr>
+            </w:r>
+            <w:r>
+              <w:rPr>
+                <w:b/>
+                <w:sz w:val="16"/>
+              </w:rPr>
+              <w:t>数值</w:t>
+            </w:r>
+          </w:p>
+        </w:tc>
+      </w:tr>
+      <w:tr>
+        <w:tc>
+          <w:tcPr>
+            <w:tcW w:type="dxa" w:w="4896"/>
+          </w:tcPr>
+          <w:p>
+            <w:pPr>
+              <w:spacing w:after="0"/>
+            </w:pPr>
+            <w:r>
+              <w:rPr>
+                <w:sz w:val="16"/>
+              </w:rPr>
+            </w:r>
+            <w:r>
+              <w:rPr>
+                <w:sz w:val="16"/>
+              </w:rPr>
+              <w:t>60 维预算（全部 16 列）</w:t>
+            </w:r>
+          </w:p>
+        </w:tc>
+        <w:tc>
+          <w:tcPr>
+            <w:tcW w:type="dxa" w:w="4896"/>
+          </w:tcPr>
+          <w:p>
+            <w:pPr>
+              <w:spacing w:after="0"/>
+            </w:pPr>
+            <w:r>
+              <w:rPr>
+                <w:sz w:val="16"/>
+              </w:rPr>
+            </w:r>
+            <w:r>
+              <w:rPr>
+                <w:sz w:val="16"/>
+              </w:rPr>
+              <w:t>RCCF 0.992908，同成员等权融合 0.992908，差 +0.000000</w:t>
+            </w:r>
+          </w:p>
+        </w:tc>
+      </w:tr>
+      <w:tr>
+        <w:tc>
+          <w:tcPr>
+            <w:tcW w:type="dxa" w:w="4896"/>
+          </w:tcPr>
+          <w:p>
+            <w:pPr>
+              <w:spacing w:after="0"/>
+            </w:pPr>
+            <w:r>
+              <w:rPr>
+                <w:sz w:val="16"/>
+              </w:rPr>
+            </w:r>
+            <w:r>
+              <w:rPr>
+                <w:sz w:val="16"/>
+              </w:rPr>
+              <w:t>8/16 维预算（视图分化）</w:t>
+            </w:r>
+          </w:p>
+        </w:tc>
+        <w:tc>
+          <w:tcPr>
+            <w:tcW w:type="dxa" w:w="4896"/>
+          </w:tcPr>
+          <w:p>
+            <w:pPr>
+              <w:spacing w:after="0"/>
+            </w:pPr>
+            <w:r>
+              <w:rPr>
+                <w:sz w:val="16"/>
+              </w:rPr>
+            </w:r>
+            <w:r>
+              <w:rPr>
+                <w:sz w:val="16"/>
+              </w:rPr>
+              <w:t>RCCF 0.989918，同成员等权融合 0.983666，差 +0.006252</w:t>
+            </w:r>
+          </w:p>
+        </w:tc>
+      </w:tr>
+    </w:tbl>
+    <w:p>
+      <w:pPr>
+        <w:spacing w:after="40"/>
+      </w:pPr>
+    </w:p>
+    <w:p>
+      <w:r>
+        <w:rPr>
+          <w:b/>
+        </w:rPr>
+        <w:t>结论</w:t>
+      </w:r>
+      <w:r>
+        <w:t>：同一语料、同一批专家：特征预算让三个视图重合时门控完全无效（+0.000000），让它们分化时门控以 +0.006252 超过同成员等权融合，十个种子方向一致。这是全文唯一一个门控稳定为正的语料，边界与命题 1 一致。</w:t>
+      </w:r>
+    </w:p>
     <w:sectPr>
       <w:pgSz w:w="12240" w:h="15840"/>
       <w:pgMar w:top="1296" w:right="1224" w:bottom="1296" w:left="1224" w:header="720" w:footer="720" w:gutter="0"/>

--- a/重构版论文_v4_20260915/扩展实验报告.docx
+++ b/重构版论文_v4_20260915/扩展实验报告.docx
@@ -13,7 +13,7 @@
     </w:p>
     <w:p>
       <w:r>
-        <w:t xml:space="preserve">&gt; 九个扩展实验：专家家族与数量、按天留出、外部队列十种子、部署向指标、CIC-IDS2018、CIC-IoT-2023、2020–2023 年语料四份、2025 年语料三份、2025 年数据包级语料 Gotham-2025。每个实验的逐种子数据都保存在对应的 </w:t>
+        <w:t xml:space="preserve">&gt; 十个扩展实验：专家家族与数量、按天留出、外部队列十种子、部署向指标、CIC-IDS2018、CIC-IoT-2023、2020–2023 年语料四份、2025 年语料四份、2026 年语料三份。每个实验的逐种子数据都保存在对应的 </w:t>
       </w:r>
       <w:r>
         <w:rPr>
@@ -2846,6 +2846,351 @@
         <w:t>：同一语料、同一批专家：特征预算让三个视图重合时门控完全无效（+0.000000），让它们分化时门控以 +0.006252 超过同成员等权融合，十个种子方向一致。这是全文唯一一个门控稳定为正的语料，边界与命题 1 一致。</w:t>
       </w:r>
     </w:p>
+    <w:p>
+      <w:pPr>
+        <w:pStyle w:val="Heading1"/>
+      </w:pPr>
+      <w:r>
+        <w:t>十、2026 年语料（最新一批）</w:t>
+      </w:r>
+    </w:p>
+    <w:p>
+      <w:r>
+        <w:rPr>
+          <w:b/>
+        </w:rPr>
+        <w:t>问题</w:t>
+      </w:r>
+      <w:r>
+        <w:t>：最新发布的开放语料是否改变结论？</w:t>
+      </w:r>
+    </w:p>
+    <w:p>
+      <w:r>
+        <w:rPr>
+          <w:b/>
+        </w:rPr>
+        <w:t>协议</w:t>
+      </w:r>
+      <w:r>
+        <w:t>：三份 2026 年发布、CC BY 4.0 的语料，同一水库协议、同一组十个种子；6TiSCHSet-2026 按它自己的模式文档剔除三个标识列。</w:t>
+      </w:r>
+    </w:p>
+    <w:p>
+      <w:r>
+        <w:t>复现命令：</w:t>
+      </w:r>
+    </w:p>
+    <w:p>
+      <w:pPr>
+        <w:spacing w:after="0" w:line="240" w:lineRule="auto"/>
+      </w:pPr>
+      <w:r>
+        <w:rPr>
+          <w:rFonts w:ascii="Consolas" w:hAnsi="Consolas"/>
+          <w:sz w:val="17"/>
+        </w:rPr>
+        <w:t>&amp; $py scripts\fetch_2026_corpora_v1.py</w:t>
+      </w:r>
+    </w:p>
+    <w:p>
+      <w:pPr>
+        <w:spacing w:after="0" w:line="240" w:lineRule="auto"/>
+      </w:pPr>
+      <w:r>
+        <w:rPr>
+          <w:rFonts w:ascii="Consolas" w:hAnsi="Consolas"/>
+          <w:sz w:val="17"/>
+        </w:rPr>
+        <w:t>&amp; $py scripts\prepare_2026_corpora_v1.py --dataset ctu</w:t>
+      </w:r>
+    </w:p>
+    <w:p>
+      <w:pPr>
+        <w:spacing w:after="0" w:line="240" w:lineRule="auto"/>
+      </w:pPr>
+      <w:r>
+        <w:rPr>
+          <w:rFonts w:ascii="Consolas" w:hAnsi="Consolas"/>
+          <w:sz w:val="17"/>
+        </w:rPr>
+        <w:t>&amp; $py scripts\prepare_2026_corpora_v1.py --dataset 6tisch</w:t>
+      </w:r>
+    </w:p>
+    <w:p>
+      <w:pPr>
+        <w:spacing w:after="0" w:line="240" w:lineRule="auto"/>
+      </w:pPr>
+      <w:r>
+        <w:rPr>
+          <w:rFonts w:ascii="Consolas" w:hAnsi="Consolas"/>
+          <w:sz w:val="17"/>
+        </w:rPr>
+        <w:t>&amp; $py scripts\prepare_2026_corpora_v1.py --dataset rtn</w:t>
+      </w:r>
+    </w:p>
+    <w:p>
+      <w:pPr>
+        <w:spacing w:after="40"/>
+      </w:pPr>
+    </w:p>
+    <w:p>
+      <w:r>
+        <w:rPr>
+          <w:b/>
+        </w:rPr>
+        <w:t>实验数据</w:t>
+      </w:r>
+      <w:r>
+        <w:t>：</w:t>
+      </w:r>
+      <w:r>
+        <w:rPr>
+          <w:rFonts w:ascii="Consolas" w:hAnsi="Consolas"/>
+        </w:rPr>
+        <w:t>E:\论文\data\external\y2026\</w:t>
+      </w:r>
+      <w:r>
+        <w:t xml:space="preserve">（原始文件 + </w:t>
+      </w:r>
+      <w:r>
+        <w:rPr>
+          <w:rFonts w:ascii="Consolas" w:hAnsi="Consolas"/>
+        </w:rPr>
+        <w:t>corpora_2026_manifest.json</w:t>
+      </w:r>
+      <w:r>
+        <w:t xml:space="preserve"> 的 MD5）；处理与结果在 </w:t>
+      </w:r>
+      <w:r>
+        <w:rPr>
+          <w:rFonts w:ascii="Consolas" w:hAnsi="Consolas"/>
+        </w:rPr>
+        <w:t>data_processed_*2026_v1/</w:t>
+      </w:r>
+      <w:r>
+        <w:t>、</w:t>
+      </w:r>
+      <w:r>
+        <w:rPr>
+          <w:rFonts w:ascii="Consolas" w:hAnsi="Consolas"/>
+        </w:rPr>
+        <w:t>results_rccf_*2026_v1/</w:t>
+      </w:r>
+    </w:p>
+    <w:tbl>
+      <w:tblPr>
+        <w:tblStyle w:val="TableGrid"/>
+        <w:tblW w:type="auto" w:w="0"/>
+        <w:tblLook w:firstColumn="1" w:firstRow="1" w:lastColumn="0" w:lastRow="0" w:noHBand="0" w:noVBand="1" w:val="04A0"/>
+        <w:tblBorders>
+          <w:top w:val="single" w:sz="6" w:space="0" w:color="000000"/>
+          <w:left w:val="none" w:sz="0" w:space="0" w:color="auto"/>
+          <w:bottom w:val="single" w:sz="6" w:space="0" w:color="000000"/>
+          <w:right w:val="none" w:sz="0" w:space="0" w:color="auto"/>
+          <w:insideH w:val="single" w:sz="6" w:space="0" w:color="000000"/>
+          <w:insideV w:val="none" w:sz="0" w:space="0" w:color="auto"/>
+        </w:tblBorders>
+      </w:tblPr>
+      <w:tblGrid>
+        <w:gridCol w:w="4896"/>
+        <w:gridCol w:w="4896"/>
+      </w:tblGrid>
+      <w:tr>
+        <w:tc>
+          <w:tcPr>
+            <w:tcW w:type="dxa" w:w="4896"/>
+          </w:tcPr>
+          <w:p>
+            <w:pPr>
+              <w:spacing w:after="0"/>
+            </w:pPr>
+            <w:r>
+              <w:rPr>
+                <w:sz w:val="16"/>
+              </w:rPr>
+            </w:r>
+            <w:r>
+              <w:rPr>
+                <w:b/>
+                <w:sz w:val="16"/>
+              </w:rPr>
+              <w:t>指标</w:t>
+            </w:r>
+          </w:p>
+        </w:tc>
+        <w:tc>
+          <w:tcPr>
+            <w:tcW w:type="dxa" w:w="4896"/>
+          </w:tcPr>
+          <w:p>
+            <w:pPr>
+              <w:spacing w:after="0"/>
+            </w:pPr>
+            <w:r>
+              <w:rPr>
+                <w:sz w:val="16"/>
+              </w:rPr>
+            </w:r>
+            <w:r>
+              <w:rPr>
+                <w:b/>
+                <w:sz w:val="16"/>
+              </w:rPr>
+              <w:t>数值</w:t>
+            </w:r>
+          </w:p>
+        </w:tc>
+      </w:tr>
+      <w:tr>
+        <w:tc>
+          <w:tcPr>
+            <w:tcW w:type="dxa" w:w="4896"/>
+          </w:tcPr>
+          <w:p>
+            <w:pPr>
+              <w:spacing w:after="0"/>
+            </w:pPr>
+            <w:r>
+              <w:rPr>
+                <w:sz w:val="16"/>
+              </w:rPr>
+            </w:r>
+            <w:r>
+              <w:rPr>
+                <w:sz w:val="16"/>
+              </w:rPr>
+              <w:t>CTU-IDSEVAL-6（2026）：3 类，测试 4,599 条</w:t>
+            </w:r>
+          </w:p>
+        </w:tc>
+        <w:tc>
+          <w:tcPr>
+            <w:tcW w:type="dxa" w:w="4896"/>
+          </w:tcPr>
+          <w:p>
+            <w:pPr>
+              <w:spacing w:after="0"/>
+            </w:pPr>
+            <w:r>
+              <w:rPr>
+                <w:sz w:val="16"/>
+              </w:rPr>
+            </w:r>
+            <w:r>
+              <w:rPr>
+                <w:sz w:val="16"/>
+              </w:rPr>
+              <w:t>RCCF 0.893281，同成员等权融合 0.893307，差 -0.000026</w:t>
+            </w:r>
+          </w:p>
+        </w:tc>
+      </w:tr>
+      <w:tr>
+        <w:tc>
+          <w:tcPr>
+            <w:tcW w:type="dxa" w:w="4896"/>
+          </w:tcPr>
+          <w:p>
+            <w:pPr>
+              <w:spacing w:after="0"/>
+            </w:pPr>
+            <w:r>
+              <w:rPr>
+                <w:sz w:val="16"/>
+              </w:rPr>
+            </w:r>
+            <w:r>
+              <w:rPr>
+                <w:sz w:val="16"/>
+              </w:rPr>
+              <w:t>6TiSCHSet-2026（2026）：8 类，测试 15,957 条</w:t>
+            </w:r>
+          </w:p>
+        </w:tc>
+        <w:tc>
+          <w:tcPr>
+            <w:tcW w:type="dxa" w:w="4896"/>
+          </w:tcPr>
+          <w:p>
+            <w:pPr>
+              <w:spacing w:after="0"/>
+            </w:pPr>
+            <w:r>
+              <w:rPr>
+                <w:sz w:val="16"/>
+              </w:rPr>
+            </w:r>
+            <w:r>
+              <w:rPr>
+                <w:sz w:val="16"/>
+              </w:rPr>
+              <w:t>RCCF 0.994623，同成员等权融合 0.994623，差 +0.000000</w:t>
+            </w:r>
+          </w:p>
+        </w:tc>
+      </w:tr>
+      <w:tr>
+        <w:tc>
+          <w:tcPr>
+            <w:tcW w:type="dxa" w:w="4896"/>
+          </w:tcPr>
+          <w:p>
+            <w:pPr>
+              <w:spacing w:after="0"/>
+            </w:pPr>
+            <w:r>
+              <w:rPr>
+                <w:sz w:val="16"/>
+              </w:rPr>
+            </w:r>
+            <w:r>
+              <w:rPr>
+                <w:sz w:val="16"/>
+              </w:rPr>
+              <w:t>RTN 数据包表（2026）：2 类，测试 2,538 条</w:t>
+            </w:r>
+          </w:p>
+        </w:tc>
+        <w:tc>
+          <w:tcPr>
+            <w:tcW w:type="dxa" w:w="4896"/>
+          </w:tcPr>
+          <w:p>
+            <w:pPr>
+              <w:spacing w:after="0"/>
+            </w:pPr>
+            <w:r>
+              <w:rPr>
+                <w:sz w:val="16"/>
+              </w:rPr>
+            </w:r>
+            <w:r>
+              <w:rPr>
+                <w:sz w:val="16"/>
+              </w:rPr>
+              <w:t>RCCF 1.000000，同成员等权融合 1.000000，差 +0.000000</w:t>
+            </w:r>
+          </w:p>
+        </w:tc>
+      </w:tr>
+    </w:tbl>
+    <w:p>
+      <w:pPr>
+        <w:spacing w:after="40"/>
+      </w:pPr>
+    </w:p>
+    <w:p>
+      <w:r>
+        <w:rPr>
+          <w:b/>
+        </w:rPr>
+        <w:t>结论</w:t>
+      </w:r>
+      <w:r>
+        <w:t>：三份最新语料上门控与同成员等权融合的差值在 -0.000026–0.000000 之间，其中 RTN 已饱和；结论不随语料年代改变。</w:t>
+      </w:r>
+    </w:p>
     <w:sectPr>
       <w:pgSz w:w="12240" w:h="15840"/>
       <w:pgMar w:top="1296" w:right="1224" w:bottom="1296" w:left="1224" w:header="720" w:footer="720" w:gutter="0"/>

--- a/重构版论文_v4_20260915/扩展实验报告.docx
+++ b/重构版论文_v4_20260915/扩展实验报告.docx
@@ -13,7 +13,7 @@
     </w:p>
     <w:p>
       <w:r>
-        <w:t xml:space="preserve">&gt; 十个扩展实验：专家家族与数量、按天留出、外部队列十种子、部署向指标、CIC-IDS2018、CIC-IoT-2023、2020–2023 年语料四份、2025 年语料四份、2026 年语料三份。每个实验的逐种子数据都保存在对应的 </w:t>
+        <w:t xml:space="preserve">&gt; 十一个扩展实验：专家家族与数量、按天留出、外部队列十种子、部署向指标、CIC-IDS2018、CIC-IoT-2023、2020–2023 年语料四份、2025 年语料四份、2026 年语料三份，以及十二个现代语料的合并等价性检验。每个实验的逐种子数据都保存在对应的 </w:t>
       </w:r>
       <w:r>
         <w:rPr>
@@ -3191,6 +3191,247 @@
         <w:t>：三份最新语料上门控与同成员等权融合的差值在 -0.000026–0.000000 之间，其中 RTN 已饱和；结论不随语料年代改变。</w:t>
       </w:r>
     </w:p>
+    <w:p>
+      <w:pPr>
+        <w:pStyle w:val="Heading1"/>
+      </w:pPr>
+      <w:r>
+        <w:t>十一、现代语料的合并等价性检验</w:t>
+      </w:r>
+    </w:p>
+    <w:p>
+      <w:r>
+        <w:rPr>
+          <w:b/>
+        </w:rPr>
+        <w:t>问题</w:t>
+      </w:r>
+      <w:r>
+        <w:t>：把 2020–2026 年的语料合并起来，等价性还成立吗？</w:t>
+      </w:r>
+    </w:p>
+    <w:p>
+      <w:r>
+        <w:rPr>
+          <w:b/>
+        </w:rPr>
+        <w:t>协议</w:t>
+      </w:r>
+      <w:r>
+        <w:t>：十二个 2020–2026 年发布的语料，同一协议、同一组十个种子、同一套同成员对照；每个语料的逐种子配对差由它自己发布的逐样本预测重算。</w:t>
+      </w:r>
+    </w:p>
+    <w:p>
+      <w:r>
+        <w:t>复现命令：</w:t>
+      </w:r>
+    </w:p>
+    <w:p>
+      <w:pPr>
+        <w:spacing w:after="0" w:line="240" w:lineRule="auto"/>
+      </w:pPr>
+      <w:r>
+        <w:rPr>
+          <w:rFonts w:ascii="Consolas" w:hAnsi="Consolas"/>
+          <w:sz w:val="17"/>
+        </w:rPr>
+        <w:t>&amp; $py scripts\analyse_modern_replication_v1.py</w:t>
+      </w:r>
+    </w:p>
+    <w:p>
+      <w:pPr>
+        <w:spacing w:after="40"/>
+      </w:pPr>
+    </w:p>
+    <w:p>
+      <w:r>
+        <w:rPr>
+          <w:b/>
+        </w:rPr>
+        <w:t>实验数据</w:t>
+      </w:r>
+      <w:r>
+        <w:t>：</w:t>
+      </w:r>
+      <w:r>
+        <w:rPr>
+          <w:rFonts w:ascii="Consolas" w:hAnsi="Consolas"/>
+        </w:rPr>
+        <w:t>results_modern_replication_v1/</w:t>
+      </w:r>
+      <w:r>
+        <w:t>（per_corpus_differences.csv、summary.json）</w:t>
+      </w:r>
+    </w:p>
+    <w:tbl>
+      <w:tblPr>
+        <w:tblStyle w:val="TableGrid"/>
+        <w:tblW w:type="auto" w:w="0"/>
+        <w:tblLook w:firstColumn="1" w:firstRow="1" w:lastColumn="0" w:lastRow="0" w:noHBand="0" w:noVBand="1" w:val="04A0"/>
+        <w:tblBorders>
+          <w:top w:val="single" w:sz="6" w:space="0" w:color="000000"/>
+          <w:left w:val="none" w:sz="0" w:space="0" w:color="auto"/>
+          <w:bottom w:val="single" w:sz="6" w:space="0" w:color="000000"/>
+          <w:right w:val="none" w:sz="0" w:space="0" w:color="auto"/>
+          <w:insideH w:val="single" w:sz="6" w:space="0" w:color="000000"/>
+          <w:insideV w:val="none" w:sz="0" w:space="0" w:color="auto"/>
+        </w:tblBorders>
+      </w:tblPr>
+      <w:tblGrid>
+        <w:gridCol w:w="4896"/>
+        <w:gridCol w:w="4896"/>
+      </w:tblGrid>
+      <w:tr>
+        <w:tc>
+          <w:tcPr>
+            <w:tcW w:type="dxa" w:w="4896"/>
+          </w:tcPr>
+          <w:p>
+            <w:pPr>
+              <w:spacing w:after="0"/>
+            </w:pPr>
+            <w:r>
+              <w:rPr>
+                <w:sz w:val="16"/>
+              </w:rPr>
+            </w:r>
+            <w:r>
+              <w:rPr>
+                <w:b/>
+                <w:sz w:val="16"/>
+              </w:rPr>
+              <w:t>指标</w:t>
+            </w:r>
+          </w:p>
+        </w:tc>
+        <w:tc>
+          <w:tcPr>
+            <w:tcW w:type="dxa" w:w="4896"/>
+          </w:tcPr>
+          <w:p>
+            <w:pPr>
+              <w:spacing w:after="0"/>
+            </w:pPr>
+            <w:r>
+              <w:rPr>
+                <w:sz w:val="16"/>
+              </w:rPr>
+            </w:r>
+            <w:r>
+              <w:rPr>
+                <w:b/>
+                <w:sz w:val="16"/>
+              </w:rPr>
+              <w:t>数值</w:t>
+            </w:r>
+          </w:p>
+        </w:tc>
+      </w:tr>
+      <w:tr>
+        <w:tc>
+          <w:tcPr>
+            <w:tcW w:type="dxa" w:w="4896"/>
+          </w:tcPr>
+          <w:p>
+            <w:pPr>
+              <w:spacing w:after="0"/>
+            </w:pPr>
+            <w:r>
+              <w:rPr>
+                <w:sz w:val="16"/>
+              </w:rPr>
+            </w:r>
+            <w:r>
+              <w:rPr>
+                <w:sz w:val="16"/>
+              </w:rPr>
+              <w:t>合并（120 个种子级比较）</w:t>
+            </w:r>
+          </w:p>
+        </w:tc>
+        <w:tc>
+          <w:tcPr>
+            <w:tcW w:type="dxa" w:w="4896"/>
+          </w:tcPr>
+          <w:p>
+            <w:pPr>
+              <w:spacing w:after="0"/>
+            </w:pPr>
+            <w:r>
+              <w:rPr>
+                <w:sz w:val="16"/>
+              </w:rPr>
+            </w:r>
+            <w:r>
+              <w:rPr>
+                <w:sz w:val="16"/>
+              </w:rPr>
+              <w:t>均值 +0.000007，90% 区间 [-0.000006, +0.000020]，0.005 边界内等价=True</w:t>
+            </w:r>
+          </w:p>
+        </w:tc>
+      </w:tr>
+      <w:tr>
+        <w:tc>
+          <w:tcPr>
+            <w:tcW w:type="dxa" w:w="4896"/>
+          </w:tcPr>
+          <w:p>
+            <w:pPr>
+              <w:spacing w:after="0"/>
+            </w:pPr>
+            <w:r>
+              <w:rPr>
+                <w:sz w:val="16"/>
+              </w:rPr>
+            </w:r>
+            <w:r>
+              <w:rPr>
+                <w:sz w:val="16"/>
+              </w:rPr>
+              <w:t>并入 Gotham-2025 降维正例</w:t>
+            </w:r>
+          </w:p>
+        </w:tc>
+        <w:tc>
+          <w:tcPr>
+            <w:tcW w:type="dxa" w:w="4896"/>
+          </w:tcPr>
+          <w:p>
+            <w:pPr>
+              <w:spacing w:after="0"/>
+            </w:pPr>
+            <w:r>
+              <w:rPr>
+                <w:sz w:val="16"/>
+              </w:rPr>
+            </w:r>
+            <w:r>
+              <w:rPr>
+                <w:sz w:val="16"/>
+              </w:rPr>
+              <w:t>均值 +0.000487，90% 区间 [+0.000243, +0.000732]，仍等价=True</w:t>
+            </w:r>
+          </w:p>
+        </w:tc>
+      </w:tr>
+    </w:tbl>
+    <w:p>
+      <w:pPr>
+        <w:spacing w:after="40"/>
+      </w:pPr>
+    </w:p>
+    <w:p>
+      <w:r>
+        <w:rPr>
+          <w:b/>
+        </w:rPr>
+        <w:t>结论</w:t>
+      </w:r>
+      <w:r>
+        <w:t>：把等价性结论从 2017 年的单一语料搬到 2020–2026 年的十二个语料上：合并区间比 0.005 边界窄两个数量级，唯一的正例（Gotham 降维）并入后总体仍等价。</w:t>
+      </w:r>
+    </w:p>
     <w:sectPr>
       <w:pgSz w:w="12240" w:h="15840"/>
       <w:pgMar w:top="1296" w:right="1224" w:bottom="1296" w:left="1224" w:header="720" w:footer="720" w:gutter="0"/>

--- a/重构版论文_v4_20260915/扩展实验报告.docx
+++ b/重构版论文_v4_20260915/扩展实验报告.docx
@@ -13,7 +13,7 @@
     </w:p>
     <w:p>
       <w:r>
-        <w:t xml:space="preserve">&gt; 十一个扩展实验：专家家族与数量、按天留出、外部队列十种子、部署向指标、CIC-IDS2018、CIC-IoT-2023、2020–2023 年语料四份、2025 年语料四份、2026 年语料三份，以及十二个现代语料的合并等价性检验。每个实验的逐种子数据都保存在对应的 </w:t>
+        <w:t xml:space="preserve">&gt; 十四个扩展实验：专家家族与数量、按天留出、外部队列十种子、部署向指标、CIC-IDS2018、CIC-IoT-2023、2020–2023 年语料四份、2025 年语料四份、2026 年语料三份、十二个现代语料的合并等价性检验，以及现代语料阶梯（规模档位、来源留出、特征预算扫描与机制套件）。每个实验的逐种子数据都保存在对应的 </w:t>
       </w:r>
       <w:r>
         <w:rPr>
@@ -3432,6 +3432,1144 @@
         <w:t>：把等价性结论从 2017 年的单一语料搬到 2020–2026 年的十二个语料上：合并区间比 0.005 边界窄两个数量级，唯一的正例（Gotham 降维）并入后总体仍等价。</w:t>
       </w:r>
     </w:p>
+    <w:p>
+      <w:pPr>
+        <w:pStyle w:val="Heading1"/>
+      </w:pPr>
+      <w:r>
+        <w:t>十二、现代语料阶梯：规模档位与来源留出</w:t>
+      </w:r>
+    </w:p>
+    <w:p>
+      <w:r>
+        <w:rPr>
+          <w:b/>
+        </w:rPr>
+        <w:t>问题</w:t>
+      </w:r>
+      <w:r>
+        <w:t>：把 2017 年语料上的规模性劣势搬到现代语料上，还能复现吗？换设备、换运行之后呢？</w:t>
+      </w:r>
+    </w:p>
+    <w:p>
+      <w:r>
+        <w:rPr>
+          <w:b/>
+        </w:rPr>
+        <w:t>协议</w:t>
+      </w:r>
+      <w:r>
+        <w:t>：CIC-IoT-2023 每类上限 20 万与 50 万两档、Gotham-2025 每类 20 万档与不限上限全档（3 513 万条、18 类），全部十种子、同一协议；另做 Gotham 逐设备留出（78 台留出 12 台）与 6TiSCHSet 逐运行留出（122 次留出 12 次）。</w:t>
+      </w:r>
+    </w:p>
+    <w:p>
+      <w:r>
+        <w:t>复现命令：</w:t>
+      </w:r>
+    </w:p>
+    <w:p>
+      <w:pPr>
+        <w:spacing w:after="0" w:line="240" w:lineRule="auto"/>
+      </w:pPr>
+      <w:r>
+        <w:rPr>
+          <w:rFonts w:ascii="Consolas" w:hAnsi="Consolas"/>
+          <w:sz w:val="17"/>
+        </w:rPr>
+        <w:t>&amp; $py scripts\\run_native_label_benchmark_v1.py --processed-dir data_processed_gotham2025_full --output-dir results_rccf_gotham2025_full --seeds 42 2024 3407 7 13 101 202 303 404 505 --experts full chi2 anova</w:t>
+      </w:r>
+    </w:p>
+    <w:p>
+      <w:pPr>
+        <w:spacing w:after="40"/>
+      </w:pPr>
+    </w:p>
+    <w:p>
+      <w:r>
+        <w:rPr>
+          <w:b/>
+        </w:rPr>
+        <w:t>实验数据</w:t>
+      </w:r>
+      <w:r>
+        <w:t>：</w:t>
+      </w:r>
+      <w:r>
+        <w:rPr>
+          <w:rFonts w:ascii="Consolas" w:hAnsi="Consolas"/>
+        </w:rPr>
+        <w:t>results_rccf_cic_iot2023_cap200k/</w:t>
+      </w:r>
+      <w:r>
+        <w:t>、</w:t>
+      </w:r>
+      <w:r>
+        <w:rPr>
+          <w:rFonts w:ascii="Consolas" w:hAnsi="Consolas"/>
+        </w:rPr>
+        <w:t>results_rccf_cic_iot2023_cap500k/</w:t>
+      </w:r>
+      <w:r>
+        <w:t>、</w:t>
+      </w:r>
+      <w:r>
+        <w:rPr>
+          <w:rFonts w:ascii="Consolas" w:hAnsi="Consolas"/>
+        </w:rPr>
+        <w:t>results_rccf_gotham2025_cap200k/</w:t>
+      </w:r>
+      <w:r>
+        <w:t>、</w:t>
+      </w:r>
+      <w:r>
+        <w:rPr>
+          <w:rFonts w:ascii="Consolas" w:hAnsi="Consolas"/>
+        </w:rPr>
+        <w:t>results_rccf_gotham2025_full/</w:t>
+      </w:r>
+      <w:r>
+        <w:t>、</w:t>
+      </w:r>
+      <w:r>
+        <w:rPr>
+          <w:rFonts w:ascii="Consolas" w:hAnsi="Consolas"/>
+        </w:rPr>
+        <w:t>results_source_holdout_gotham_v1/</w:t>
+      </w:r>
+      <w:r>
+        <w:t>、</w:t>
+      </w:r>
+      <w:r>
+        <w:rPr>
+          <w:rFonts w:ascii="Consolas" w:hAnsi="Consolas"/>
+        </w:rPr>
+        <w:t>results_source_holdout_6tisch_v1/</w:t>
+      </w:r>
+    </w:p>
+    <w:tbl>
+      <w:tblPr>
+        <w:tblStyle w:val="TableGrid"/>
+        <w:tblW w:type="auto" w:w="0"/>
+        <w:tblLook w:firstColumn="1" w:firstRow="1" w:lastColumn="0" w:lastRow="0" w:noHBand="0" w:noVBand="1" w:val="04A0"/>
+        <w:tblBorders>
+          <w:top w:val="single" w:sz="6" w:space="0" w:color="000000"/>
+          <w:left w:val="none" w:sz="0" w:space="0" w:color="auto"/>
+          <w:bottom w:val="single" w:sz="6" w:space="0" w:color="000000"/>
+          <w:right w:val="none" w:sz="0" w:space="0" w:color="auto"/>
+          <w:insideH w:val="single" w:sz="6" w:space="0" w:color="000000"/>
+          <w:insideV w:val="none" w:sz="0" w:space="0" w:color="auto"/>
+        </w:tblBorders>
+      </w:tblPr>
+      <w:tblGrid>
+        <w:gridCol w:w="4896"/>
+        <w:gridCol w:w="4896"/>
+      </w:tblGrid>
+      <w:tr>
+        <w:tc>
+          <w:tcPr>
+            <w:tcW w:type="dxa" w:w="4896"/>
+          </w:tcPr>
+          <w:p>
+            <w:pPr>
+              <w:spacing w:after="0"/>
+            </w:pPr>
+            <w:r>
+              <w:rPr>
+                <w:sz w:val="16"/>
+              </w:rPr>
+            </w:r>
+            <w:r>
+              <w:rPr>
+                <w:b/>
+                <w:sz w:val="16"/>
+              </w:rPr>
+              <w:t>指标</w:t>
+            </w:r>
+          </w:p>
+        </w:tc>
+        <w:tc>
+          <w:tcPr>
+            <w:tcW w:type="dxa" w:w="4896"/>
+          </w:tcPr>
+          <w:p>
+            <w:pPr>
+              <w:spacing w:after="0"/>
+            </w:pPr>
+            <w:r>
+              <w:rPr>
+                <w:sz w:val="16"/>
+              </w:rPr>
+            </w:r>
+            <w:r>
+              <w:rPr>
+                <w:b/>
+                <w:sz w:val="16"/>
+              </w:rPr>
+              <w:t>数值</w:t>
+            </w:r>
+          </w:p>
+        </w:tc>
+      </w:tr>
+      <w:tr>
+        <w:tc>
+          <w:tcPr>
+            <w:tcW w:type="dxa" w:w="4896"/>
+          </w:tcPr>
+          <w:p>
+            <w:pPr>
+              <w:spacing w:after="0"/>
+            </w:pPr>
+            <w:r>
+              <w:rPr>
+                <w:sz w:val="16"/>
+              </w:rPr>
+            </w:r>
+            <w:r>
+              <w:rPr>
+                <w:sz w:val="16"/>
+              </w:rPr>
+              <w:t>CIC-IoT-2023 每类 20 万（测试 307,516）</w:t>
+            </w:r>
+          </w:p>
+        </w:tc>
+        <w:tc>
+          <w:tcPr>
+            <w:tcW w:type="dxa" w:w="4896"/>
+          </w:tcPr>
+          <w:p>
+            <w:pPr>
+              <w:spacing w:after="0"/>
+            </w:pPr>
+            <w:r>
+              <w:rPr>
+                <w:sz w:val="16"/>
+              </w:rPr>
+            </w:r>
+            <w:r>
+              <w:rPr>
+                <w:sz w:val="16"/>
+              </w:rPr>
+              <w:t>RCCF 0.726505，同成员等权 0.726525，差 -0.000021</w:t>
+            </w:r>
+          </w:p>
+        </w:tc>
+      </w:tr>
+      <w:tr>
+        <w:tc>
+          <w:tcPr>
+            <w:tcW w:type="dxa" w:w="4896"/>
+          </w:tcPr>
+          <w:p>
+            <w:pPr>
+              <w:spacing w:after="0"/>
+            </w:pPr>
+            <w:r>
+              <w:rPr>
+                <w:sz w:val="16"/>
+              </w:rPr>
+            </w:r>
+            <w:r>
+              <w:rPr>
+                <w:sz w:val="16"/>
+              </w:rPr>
+              <w:t>CIC-IoT-2023 每类 50 万（测试 599,792）</w:t>
+            </w:r>
+          </w:p>
+        </w:tc>
+        <w:tc>
+          <w:tcPr>
+            <w:tcW w:type="dxa" w:w="4896"/>
+          </w:tcPr>
+          <w:p>
+            <w:pPr>
+              <w:spacing w:after="0"/>
+            </w:pPr>
+            <w:r>
+              <w:rPr>
+                <w:sz w:val="16"/>
+              </w:rPr>
+            </w:r>
+            <w:r>
+              <w:rPr>
+                <w:sz w:val="16"/>
+              </w:rPr>
+              <w:t>RCCF 0.714826，同成员等权 0.714830，差 -0.000004</w:t>
+            </w:r>
+          </w:p>
+        </w:tc>
+      </w:tr>
+      <w:tr>
+        <w:tc>
+          <w:tcPr>
+            <w:tcW w:type="dxa" w:w="4896"/>
+          </w:tcPr>
+          <w:p>
+            <w:pPr>
+              <w:spacing w:after="0"/>
+            </w:pPr>
+            <w:r>
+              <w:rPr>
+                <w:sz w:val="16"/>
+              </w:rPr>
+            </w:r>
+            <w:r>
+              <w:rPr>
+                <w:sz w:val="16"/>
+              </w:rPr>
+              <w:t>Gotham-2025 每类 20 万（测试 415,223）</w:t>
+            </w:r>
+          </w:p>
+        </w:tc>
+        <w:tc>
+          <w:tcPr>
+            <w:tcW w:type="dxa" w:w="4896"/>
+          </w:tcPr>
+          <w:p>
+            <w:pPr>
+              <w:spacing w:after="0"/>
+            </w:pPr>
+            <w:r>
+              <w:rPr>
+                <w:sz w:val="16"/>
+              </w:rPr>
+            </w:r>
+            <w:r>
+              <w:rPr>
+                <w:sz w:val="16"/>
+              </w:rPr>
+              <w:t>差 +0.000011（十个种子全部非负）</w:t>
+            </w:r>
+          </w:p>
+        </w:tc>
+      </w:tr>
+      <w:tr>
+        <w:tc>
+          <w:tcPr>
+            <w:tcW w:type="dxa" w:w="4896"/>
+          </w:tcPr>
+          <w:p>
+            <w:pPr>
+              <w:spacing w:after="0"/>
+            </w:pPr>
+            <w:r>
+              <w:rPr>
+                <w:sz w:val="16"/>
+              </w:rPr>
+            </w:r>
+            <w:r>
+              <w:rPr>
+                <w:sz w:val="16"/>
+              </w:rPr>
+              <w:t>Gotham-2025 不限上限（测试 7,189,693）</w:t>
+            </w:r>
+          </w:p>
+        </w:tc>
+        <w:tc>
+          <w:tcPr>
+            <w:tcW w:type="dxa" w:w="4896"/>
+          </w:tcPr>
+          <w:p>
+            <w:pPr>
+              <w:spacing w:after="0"/>
+            </w:pPr>
+            <w:r>
+              <w:rPr>
+                <w:sz w:val="16"/>
+              </w:rPr>
+            </w:r>
+            <w:r>
+              <w:rPr>
+                <w:sz w:val="16"/>
+              </w:rPr>
+              <w:t>RCCF 0.984475，同成员等权 0.984465，差 +0.000009</w:t>
+            </w:r>
+          </w:p>
+        </w:tc>
+      </w:tr>
+      <w:tr>
+        <w:tc>
+          <w:tcPr>
+            <w:tcW w:type="dxa" w:w="4896"/>
+          </w:tcPr>
+          <w:p>
+            <w:pPr>
+              <w:spacing w:after="0"/>
+            </w:pPr>
+            <w:r>
+              <w:rPr>
+                <w:sz w:val="16"/>
+              </w:rPr>
+            </w:r>
+            <w:r>
+              <w:rPr>
+                <w:sz w:val="16"/>
+              </w:rPr>
+              <w:t>Gotham 逐设备留出（12/78 台）</w:t>
+            </w:r>
+          </w:p>
+        </w:tc>
+        <w:tc>
+          <w:tcPr>
+            <w:tcW w:type="dxa" w:w="4896"/>
+          </w:tcPr>
+          <w:p>
+            <w:pPr>
+              <w:spacing w:after="0"/>
+            </w:pPr>
+            <w:r>
+              <w:rPr>
+                <w:sz w:val="16"/>
+              </w:rPr>
+            </w:r>
+            <w:r>
+              <w:rPr>
+                <w:sz w:val="16"/>
+              </w:rPr>
+              <w:t>RCCF 均值 0.967127，最小 0.764909，最大 1.000000，两臂差 +0.000000</w:t>
+            </w:r>
+          </w:p>
+        </w:tc>
+      </w:tr>
+      <w:tr>
+        <w:tc>
+          <w:tcPr>
+            <w:tcW w:type="dxa" w:w="4896"/>
+          </w:tcPr>
+          <w:p>
+            <w:pPr>
+              <w:spacing w:after="0"/>
+            </w:pPr>
+            <w:r>
+              <w:rPr>
+                <w:sz w:val="16"/>
+              </w:rPr>
+            </w:r>
+            <w:r>
+              <w:rPr>
+                <w:sz w:val="16"/>
+              </w:rPr>
+              <w:t>6TiSCHSet 逐运行留出（12/122 次）</w:t>
+            </w:r>
+          </w:p>
+        </w:tc>
+        <w:tc>
+          <w:tcPr>
+            <w:tcW w:type="dxa" w:w="4896"/>
+          </w:tcPr>
+          <w:p>
+            <w:pPr>
+              <w:spacing w:after="0"/>
+            </w:pPr>
+            <w:r>
+              <w:rPr>
+                <w:sz w:val="16"/>
+              </w:rPr>
+            </w:r>
+            <w:r>
+              <w:rPr>
+                <w:sz w:val="16"/>
+              </w:rPr>
+              <w:t>RCCF 均值 0.522326，最小 0.167774，最大 1.000000，两臂差 +0.000123</w:t>
+            </w:r>
+          </w:p>
+        </w:tc>
+      </w:tr>
+    </w:tbl>
+    <w:p>
+      <w:pPr>
+        <w:spacing w:after="40"/>
+      </w:pPr>
+    </w:p>
+    <w:p>
+      <w:r>
+        <w:rPr>
+          <w:b/>
+        </w:rPr>
+        <w:t>结论</w:t>
+      </w:r>
+      <w:r>
+        <w:t>：主实验里那个 -0.005533 的规模性劣势没有在现代语料上复现：CIC-IoT-2023 在 246 万训练行上仍只有 -0.000004，Gotham 全档在 1 425 万训练行、719 万测试行上是 +0.000009；换设备/换运行这一真实分布位移下，两条臂依然不可区分（Gotham +0.000000，6TiSCH +0.000123）。</w:t>
+      </w:r>
+    </w:p>
+    <w:p>
+      <w:pPr>
+        <w:pStyle w:val="Heading1"/>
+      </w:pPr>
+      <w:r>
+        <w:t>十三、特征预算扫描（CIC-IoT-2023）</w:t>
+      </w:r>
+    </w:p>
+    <w:p>
+      <w:r>
+        <w:rPr>
+          <w:b/>
+        </w:rPr>
+        <w:t>问题</w:t>
+      </w:r>
+      <w:r>
+        <w:t>：门控相对等权融合的优势是否随特征预算单调变化？</w:t>
+      </w:r>
+    </w:p>
+    <w:p>
+      <w:r>
+        <w:rPr>
+          <w:b/>
+        </w:rPr>
+        <w:t>协议</w:t>
+      </w:r>
+      <w:r>
+        <w:t>：同一语料、同一组十个种子，只改特征预算 k=8/16/32/60。</w:t>
+      </w:r>
+    </w:p>
+    <w:p>
+      <w:r>
+        <w:t>复现命令：</w:t>
+      </w:r>
+    </w:p>
+    <w:p>
+      <w:pPr>
+        <w:spacing w:after="0" w:line="240" w:lineRule="auto"/>
+      </w:pPr>
+      <w:r>
+        <w:rPr>
+          <w:rFonts w:ascii="Consolas" w:hAnsi="Consolas"/>
+          <w:sz w:val="17"/>
+        </w:rPr>
+        <w:t>&amp; $py scripts\\run_feature_budget_sweep_v1.py</w:t>
+      </w:r>
+    </w:p>
+    <w:p>
+      <w:pPr>
+        <w:spacing w:after="40"/>
+      </w:pPr>
+    </w:p>
+    <w:p>
+      <w:r>
+        <w:rPr>
+          <w:b/>
+        </w:rPr>
+        <w:t>实验数据</w:t>
+      </w:r>
+      <w:r>
+        <w:t>：</w:t>
+      </w:r>
+      <w:r>
+        <w:rPr>
+          <w:rFonts w:ascii="Consolas" w:hAnsi="Consolas"/>
+        </w:rPr>
+        <w:t>results_rccf_cic_iot2023_k{8,16,32,60}/</w:t>
+      </w:r>
+    </w:p>
+    <w:tbl>
+      <w:tblPr>
+        <w:tblStyle w:val="TableGrid"/>
+        <w:tblW w:type="auto" w:w="0"/>
+        <w:tblLook w:firstColumn="1" w:firstRow="1" w:lastColumn="0" w:lastRow="0" w:noHBand="0" w:noVBand="1" w:val="04A0"/>
+        <w:tblBorders>
+          <w:top w:val="single" w:sz="6" w:space="0" w:color="000000"/>
+          <w:left w:val="none" w:sz="0" w:space="0" w:color="auto"/>
+          <w:bottom w:val="single" w:sz="6" w:space="0" w:color="000000"/>
+          <w:right w:val="none" w:sz="0" w:space="0" w:color="auto"/>
+          <w:insideH w:val="single" w:sz="6" w:space="0" w:color="000000"/>
+          <w:insideV w:val="none" w:sz="0" w:space="0" w:color="auto"/>
+        </w:tblBorders>
+      </w:tblPr>
+      <w:tblGrid>
+        <w:gridCol w:w="4896"/>
+        <w:gridCol w:w="4896"/>
+      </w:tblGrid>
+      <w:tr>
+        <w:tc>
+          <w:tcPr>
+            <w:tcW w:type="dxa" w:w="4896"/>
+          </w:tcPr>
+          <w:p>
+            <w:pPr>
+              <w:spacing w:after="0"/>
+            </w:pPr>
+            <w:r>
+              <w:rPr>
+                <w:sz w:val="16"/>
+              </w:rPr>
+            </w:r>
+            <w:r>
+              <w:rPr>
+                <w:b/>
+                <w:sz w:val="16"/>
+              </w:rPr>
+              <w:t>指标</w:t>
+            </w:r>
+          </w:p>
+        </w:tc>
+        <w:tc>
+          <w:tcPr>
+            <w:tcW w:type="dxa" w:w="4896"/>
+          </w:tcPr>
+          <w:p>
+            <w:pPr>
+              <w:spacing w:after="0"/>
+            </w:pPr>
+            <w:r>
+              <w:rPr>
+                <w:sz w:val="16"/>
+              </w:rPr>
+            </w:r>
+            <w:r>
+              <w:rPr>
+                <w:b/>
+                <w:sz w:val="16"/>
+              </w:rPr>
+              <w:t>数值</w:t>
+            </w:r>
+          </w:p>
+        </w:tc>
+      </w:tr>
+      <w:tr>
+        <w:tc>
+          <w:tcPr>
+            <w:tcW w:type="dxa" w:w="4896"/>
+          </w:tcPr>
+          <w:p>
+            <w:pPr>
+              <w:spacing w:after="0"/>
+            </w:pPr>
+            <w:r>
+              <w:rPr>
+                <w:sz w:val="16"/>
+              </w:rPr>
+            </w:r>
+            <w:r>
+              <w:rPr>
+                <w:sz w:val="16"/>
+              </w:rPr>
+              <w:t>k=8</w:t>
+            </w:r>
+          </w:p>
+        </w:tc>
+        <w:tc>
+          <w:tcPr>
+            <w:tcW w:type="dxa" w:w="4896"/>
+          </w:tcPr>
+          <w:p>
+            <w:pPr>
+              <w:spacing w:after="0"/>
+            </w:pPr>
+            <w:r>
+              <w:rPr>
+                <w:sz w:val="16"/>
+              </w:rPr>
+            </w:r>
+            <w:r>
+              <w:rPr>
+                <w:sz w:val="16"/>
+              </w:rPr>
+              <w:t>差 +0.001663</w:t>
+            </w:r>
+          </w:p>
+        </w:tc>
+      </w:tr>
+      <w:tr>
+        <w:tc>
+          <w:tcPr>
+            <w:tcW w:type="dxa" w:w="4896"/>
+          </w:tcPr>
+          <w:p>
+            <w:pPr>
+              <w:spacing w:after="0"/>
+            </w:pPr>
+            <w:r>
+              <w:rPr>
+                <w:sz w:val="16"/>
+              </w:rPr>
+            </w:r>
+            <w:r>
+              <w:rPr>
+                <w:sz w:val="16"/>
+              </w:rPr>
+              <w:t>k=16</w:t>
+            </w:r>
+          </w:p>
+        </w:tc>
+        <w:tc>
+          <w:tcPr>
+            <w:tcW w:type="dxa" w:w="4896"/>
+          </w:tcPr>
+          <w:p>
+            <w:pPr>
+              <w:spacing w:after="0"/>
+            </w:pPr>
+            <w:r>
+              <w:rPr>
+                <w:sz w:val="16"/>
+              </w:rPr>
+            </w:r>
+            <w:r>
+              <w:rPr>
+                <w:sz w:val="16"/>
+              </w:rPr>
+              <w:t>差 +0.000402</w:t>
+            </w:r>
+          </w:p>
+        </w:tc>
+      </w:tr>
+      <w:tr>
+        <w:tc>
+          <w:tcPr>
+            <w:tcW w:type="dxa" w:w="4896"/>
+          </w:tcPr>
+          <w:p>
+            <w:pPr>
+              <w:spacing w:after="0"/>
+            </w:pPr>
+            <w:r>
+              <w:rPr>
+                <w:sz w:val="16"/>
+              </w:rPr>
+            </w:r>
+            <w:r>
+              <w:rPr>
+                <w:sz w:val="16"/>
+              </w:rPr>
+              <w:t>k=32</w:t>
+            </w:r>
+          </w:p>
+        </w:tc>
+        <w:tc>
+          <w:tcPr>
+            <w:tcW w:type="dxa" w:w="4896"/>
+          </w:tcPr>
+          <w:p>
+            <w:pPr>
+              <w:spacing w:after="0"/>
+            </w:pPr>
+            <w:r>
+              <w:rPr>
+                <w:sz w:val="16"/>
+              </w:rPr>
+            </w:r>
+            <w:r>
+              <w:rPr>
+                <w:sz w:val="16"/>
+              </w:rPr>
+              <w:t>差 -0.000002</w:t>
+            </w:r>
+          </w:p>
+        </w:tc>
+      </w:tr>
+      <w:tr>
+        <w:tc>
+          <w:tcPr>
+            <w:tcW w:type="dxa" w:w="4896"/>
+          </w:tcPr>
+          <w:p>
+            <w:pPr>
+              <w:spacing w:after="0"/>
+            </w:pPr>
+            <w:r>
+              <w:rPr>
+                <w:sz w:val="16"/>
+              </w:rPr>
+            </w:r>
+            <w:r>
+              <w:rPr>
+                <w:sz w:val="16"/>
+              </w:rPr>
+              <w:t>k=60</w:t>
+            </w:r>
+          </w:p>
+        </w:tc>
+        <w:tc>
+          <w:tcPr>
+            <w:tcW w:type="dxa" w:w="4896"/>
+          </w:tcPr>
+          <w:p>
+            <w:pPr>
+              <w:spacing w:after="0"/>
+            </w:pPr>
+            <w:r>
+              <w:rPr>
+                <w:sz w:val="16"/>
+              </w:rPr>
+            </w:r>
+            <w:r>
+              <w:rPr>
+                <w:sz w:val="16"/>
+              </w:rPr>
+              <w:t>差 -0.000004</w:t>
+            </w:r>
+          </w:p>
+        </w:tc>
+      </w:tr>
+    </w:tbl>
+    <w:p>
+      <w:pPr>
+        <w:spacing w:after="40"/>
+      </w:pPr>
+    </w:p>
+    <w:p>
+      <w:r>
+        <w:rPr>
+          <w:b/>
+        </w:rPr>
+        <w:t>结论</w:t>
+      </w:r>
+      <w:r>
+        <w:t>：预算越小、成员越不可互换，门控优势越大；k≥32 时特征选择三视图开始重合，差值回落到噪声水平。k=60 与主实验的 CIC-IoT-2023 数字逐位一致，顺带验证了扫描管线没有走样。</w:t>
+      </w:r>
+    </w:p>
+    <w:p>
+      <w:pPr>
+        <w:pStyle w:val="Heading1"/>
+      </w:pPr>
+      <w:r>
+        <w:t>十四、机制套件：边距上界、权重机制与多样性</w:t>
+      </w:r>
+    </w:p>
+    <w:p>
+      <w:r>
+        <w:rPr>
+          <w:b/>
+        </w:rPr>
+        <w:t>问题</w:t>
+      </w:r>
+      <w:r>
+        <w:t>：为什么两条臂几乎不可区分？分歧何时开始起作用？</w:t>
+      </w:r>
+    </w:p>
+    <w:p>
+      <w:r>
+        <w:rPr>
+          <w:b/>
+        </w:rPr>
+        <w:t>协议</w:t>
+      </w:r>
+      <w:r>
+        <w:t>：在 CIC-IoT-2023 与 Gotham-2025 上重算边距上界与权重分布，并在 CIC-IoT-2023 上跑五组专家配置的多样性剂量—反应。</w:t>
+      </w:r>
+    </w:p>
+    <w:p>
+      <w:r>
+        <w:t>复现命令：</w:t>
+      </w:r>
+    </w:p>
+    <w:p>
+      <w:pPr>
+        <w:spacing w:after="0" w:line="240" w:lineRule="auto"/>
+      </w:pPr>
+      <w:r>
+        <w:rPr>
+          <w:rFonts w:ascii="Consolas" w:hAnsi="Consolas"/>
+          <w:sz w:val="17"/>
+        </w:rPr>
+        <w:t>&amp; $py scripts\\analyze_margin_bound_v5.py  # 另见 analyze_weight_mechanism.py、run_diversity_suite_v5.py</w:t>
+      </w:r>
+    </w:p>
+    <w:p>
+      <w:pPr>
+        <w:spacing w:after="40"/>
+      </w:pPr>
+    </w:p>
+    <w:p>
+      <w:r>
+        <w:rPr>
+          <w:b/>
+        </w:rPr>
+        <w:t>实验数据</w:t>
+      </w:r>
+      <w:r>
+        <w:t>：</w:t>
+      </w:r>
+      <w:r>
+        <w:rPr>
+          <w:rFonts w:ascii="Consolas" w:hAnsi="Consolas"/>
+        </w:rPr>
+        <w:t>results_margin_bound_cic-iot2023_v1/</w:t>
+      </w:r>
+      <w:r>
+        <w:t>、</w:t>
+      </w:r>
+      <w:r>
+        <w:rPr>
+          <w:rFonts w:ascii="Consolas" w:hAnsi="Consolas"/>
+        </w:rPr>
+        <w:t>results_margin_bound_gotham2025_v1/</w:t>
+      </w:r>
+      <w:r>
+        <w:t>、</w:t>
+      </w:r>
+      <w:r>
+        <w:rPr>
+          <w:rFonts w:ascii="Consolas" w:hAnsi="Consolas"/>
+        </w:rPr>
+        <w:t>results_weight_mechanism_{cic-iot2023,gotham2025}_v1/</w:t>
+      </w:r>
+      <w:r>
+        <w:t>、</w:t>
+      </w:r>
+      <w:r>
+        <w:rPr>
+          <w:rFonts w:ascii="Consolas" w:hAnsi="Consolas"/>
+        </w:rPr>
+        <w:t>results_diversity_cic_iot2023_v1/</w:t>
+      </w:r>
+    </w:p>
+    <w:tbl>
+      <w:tblPr>
+        <w:tblStyle w:val="TableGrid"/>
+        <w:tblW w:type="auto" w:w="0"/>
+        <w:tblLook w:firstColumn="1" w:firstRow="1" w:lastColumn="0" w:lastRow="0" w:noHBand="0" w:noVBand="1" w:val="04A0"/>
+        <w:tblBorders>
+          <w:top w:val="single" w:sz="6" w:space="0" w:color="000000"/>
+          <w:left w:val="none" w:sz="0" w:space="0" w:color="auto"/>
+          <w:bottom w:val="single" w:sz="6" w:space="0" w:color="000000"/>
+          <w:right w:val="none" w:sz="0" w:space="0" w:color="auto"/>
+          <w:insideH w:val="single" w:sz="6" w:space="0" w:color="000000"/>
+          <w:insideV w:val="none" w:sz="0" w:space="0" w:color="auto"/>
+        </w:tblBorders>
+      </w:tblPr>
+      <w:tblGrid>
+        <w:gridCol w:w="4896"/>
+        <w:gridCol w:w="4896"/>
+      </w:tblGrid>
+      <w:tr>
+        <w:tc>
+          <w:tcPr>
+            <w:tcW w:type="dxa" w:w="4896"/>
+          </w:tcPr>
+          <w:p>
+            <w:pPr>
+              <w:spacing w:after="0"/>
+            </w:pPr>
+            <w:r>
+              <w:rPr>
+                <w:sz w:val="16"/>
+              </w:rPr>
+            </w:r>
+            <w:r>
+              <w:rPr>
+                <w:b/>
+                <w:sz w:val="16"/>
+              </w:rPr>
+              <w:t>指标</w:t>
+            </w:r>
+          </w:p>
+        </w:tc>
+        <w:tc>
+          <w:tcPr>
+            <w:tcW w:type="dxa" w:w="4896"/>
+          </w:tcPr>
+          <w:p>
+            <w:pPr>
+              <w:spacing w:after="0"/>
+            </w:pPr>
+            <w:r>
+              <w:rPr>
+                <w:sz w:val="16"/>
+              </w:rPr>
+            </w:r>
+            <w:r>
+              <w:rPr>
+                <w:b/>
+                <w:sz w:val="16"/>
+              </w:rPr>
+              <w:t>数值</w:t>
+            </w:r>
+          </w:p>
+        </w:tc>
+      </w:tr>
+      <w:tr>
+        <w:tc>
+          <w:tcPr>
+            <w:tcW w:type="dxa" w:w="4896"/>
+          </w:tcPr>
+          <w:p>
+            <w:pPr>
+              <w:spacing w:after="0"/>
+            </w:pPr>
+            <w:r>
+              <w:rPr>
+                <w:sz w:val="16"/>
+              </w:rPr>
+            </w:r>
+            <w:r>
+              <w:rPr>
+                <w:sz w:val="16"/>
+              </w:rPr>
+              <w:t>CIC-IoT-2023 改判行数</w:t>
+            </w:r>
+          </w:p>
+        </w:tc>
+        <w:tc>
+          <w:tcPr>
+            <w:tcW w:type="dxa" w:w="4896"/>
+          </w:tcPr>
+          <w:p>
+            <w:pPr>
+              <w:spacing w:after="0"/>
+            </w:pPr>
+            <w:r>
+              <w:rPr>
+                <w:sz w:val="16"/>
+              </w:rPr>
+            </w:r>
+            <w:r>
+              <w:rPr>
+                <w:sz w:val="16"/>
+              </w:rPr>
+              <w:t>12/375,160，理论界可证比例 0.9945</w:t>
+            </w:r>
+          </w:p>
+        </w:tc>
+      </w:tr>
+      <w:tr>
+        <w:tc>
+          <w:tcPr>
+            <w:tcW w:type="dxa" w:w="4896"/>
+          </w:tcPr>
+          <w:p>
+            <w:pPr>
+              <w:spacing w:after="0"/>
+            </w:pPr>
+            <w:r>
+              <w:rPr>
+                <w:sz w:val="16"/>
+              </w:rPr>
+            </w:r>
+            <w:r>
+              <w:rPr>
+                <w:sz w:val="16"/>
+              </w:rPr>
+              <w:t>Gotham-2025 改判行数</w:t>
+            </w:r>
+          </w:p>
+        </w:tc>
+        <w:tc>
+          <w:tcPr>
+            <w:tcW w:type="dxa" w:w="4896"/>
+          </w:tcPr>
+          <w:p>
+            <w:pPr>
+              <w:spacing w:after="0"/>
+            </w:pPr>
+            <w:r>
+              <w:rPr>
+                <w:sz w:val="16"/>
+              </w:rPr>
+            </w:r>
+            <w:r>
+              <w:rPr>
+                <w:sz w:val="16"/>
+              </w:rPr>
+              <w:t>0/297,180，理论界可证比例 0.9998</w:t>
+            </w:r>
+          </w:p>
+        </w:tc>
+      </w:tr>
+      <w:tr>
+        <w:tc>
+          <w:tcPr>
+            <w:tcW w:type="dxa" w:w="4896"/>
+          </w:tcPr>
+          <w:p>
+            <w:pPr>
+              <w:spacing w:after="0"/>
+            </w:pPr>
+            <w:r>
+              <w:rPr>
+                <w:sz w:val="16"/>
+              </w:rPr>
+            </w:r>
+            <w:r>
+              <w:rPr>
+                <w:sz w:val="16"/>
+              </w:rPr>
+              <w:t>Gotham 树权重区间</w:t>
+            </w:r>
+          </w:p>
+        </w:tc>
+        <w:tc>
+          <w:tcPr>
+            <w:tcW w:type="dxa" w:w="4896"/>
+          </w:tcPr>
+          <w:p>
+            <w:pPr>
+              <w:spacing w:after="0"/>
+            </w:pPr>
+            <w:r>
+              <w:rPr>
+                <w:sz w:val="16"/>
+              </w:rPr>
+            </w:r>
+            <w:r>
+              <w:rPr>
+                <w:sz w:val="16"/>
+              </w:rPr>
+              <w:t>0.009091–0.010197（围绕均匀值 0.01）</w:t>
+            </w:r>
+          </w:p>
+        </w:tc>
+      </w:tr>
+      <w:tr>
+        <w:tc>
+          <w:tcPr>
+            <w:tcW w:type="dxa" w:w="4896"/>
+          </w:tcPr>
+          <w:p>
+            <w:pPr>
+              <w:spacing w:after="0"/>
+            </w:pPr>
+            <w:r>
+              <w:rPr>
+                <w:sz w:val="16"/>
+              </w:rPr>
+            </w:r>
+            <w:r>
+              <w:rPr>
+                <w:sz w:val="16"/>
+              </w:rPr>
+              <w:t>多样性剂量—反应</w:t>
+            </w:r>
+          </w:p>
+        </w:tc>
+        <w:tc>
+          <w:tcPr>
+            <w:tcW w:type="dxa" w:w="4896"/>
+          </w:tcPr>
+          <w:p>
+            <w:pPr>
+              <w:spacing w:after="0"/>
+            </w:pPr>
+            <w:r>
+              <w:rPr>
+                <w:sz w:val="16"/>
+              </w:rPr>
+            </w:r>
+            <w:r>
+              <w:rPr>
+                <w:sz w:val="16"/>
+              </w:rPr>
+              <w:t>增益 ~ 平均成对分歧，斜率 +0.004830，Pearson r = 0.744</w:t>
+            </w:r>
+          </w:p>
+        </w:tc>
+      </w:tr>
+    </w:tbl>
+    <w:p>
+      <w:pPr>
+        <w:spacing w:after="40"/>
+      </w:pPr>
+    </w:p>
+    <w:p>
+      <w:r>
+        <w:rPr>
+          <w:b/>
+        </w:rPr>
+        <w:t>结论</w:t>
+      </w:r>
+      <w:r>
+        <w:t>：门控确实在调权，但幅度只偏离均匀值约 ±3%，而两条臂的改判行数在 12/375160 与 0/297180 这个量级；当专家分歧被放大（互斥特征视图）时增益随之升到 +0.0026，方向与剂量都符合可辨识性预测。</w:t>
+      </w:r>
+    </w:p>
     <w:sectPr>
       <w:pgSz w:w="12240" w:h="15840"/>
       <w:pgMar w:top="1296" w:right="1224" w:bottom="1296" w:left="1224" w:header="720" w:footer="720" w:gutter="0"/>

--- a/重构版论文_v4_20260915/扩展实验报告.docx
+++ b/重构版论文_v4_20260915/扩展实验报告.docx
@@ -4567,7 +4567,7 @@
         <w:t>结论</w:t>
       </w:r>
       <w:r>
-        <w:t>：门控确实在调权，但幅度只偏离均匀值约 ±3%，而两条臂的改判行数在 12/375160 与 0/297180 这个量级；当专家分歧被放大（互斥特征视图）时增益随之升到 +0.0026，方向与剂量都符合可辨识性预测。</w:t>
+        <w:t>：门控确实在调权，但幅度落在 0.0091–0.0102 之间（均匀值为 0.01），而两条臂的改判行数在 12/375160 与 0/297180 这个量级；当专家分歧被放大（互斥特征视图）时增益随之升到 +0.0026，方向与剂量都符合可辨识性预测。</w:t>
       </w:r>
     </w:p>
     <w:sectPr>

--- a/重构版论文_v4_20260915/扩展实验报告.docx
+++ b/重构版论文_v4_20260915/扩展实验报告.docx
@@ -3888,7 +3888,7 @@
         <w:t>结论</w:t>
       </w:r>
       <w:r>
-        <w:t>：主实验里那个 -0.005533 的规模性劣势没有在现代语料上复现：CIC-IoT-2023 在 246 万训练行上仍只有 -0.000004，Gotham 全档在 1 425 万训练行、719 万测试行上是 +0.000009；换设备/换运行这一真实分布位移下，两条臂依然不可区分（Gotham +0.000000，6TiSCH +0.000123）。</w:t>
+        <w:t>：主实验里 -0.005533 的规模性劣势未在现代语料上复现：CIC-IoT-2023 在 246 万训练行上仍只有 -0.000004，Gotham 全档在 1 425 万训练行、719 万测试行上是 +0.000009；换设备/换运行这一真实分布位移下，两条臂依然不可区分（Gotham +0.000000，6TiSCH +0.000123）。</w:t>
       </w:r>
     </w:p>
     <w:p>
@@ -4567,7 +4567,7 @@
         <w:t>结论</w:t>
       </w:r>
       <w:r>
-        <w:t>：门控确实在调权，但幅度落在 0.0091–0.0102 之间（均匀值为 0.01），而两条臂的改判行数在 12/375160 与 0/297180 这个量级；当专家分歧被放大（互斥特征视图）时增益随之升到 +0.0026，方向与剂量都符合可辨识性预测。</w:t>
+        <w:t>：门控确实在调权，但幅度落在 0.0091–0.0102 之间（均匀值为 0.01），而两条臂的改判行数只有 12/375160 与 0/297180 这个量级；当专家分歧被放大（互斥特征视图）时增益随之升到 +0.0026，方向与剂量都符合可辨识性预测。</w:t>
       </w:r>
     </w:p>
     <w:sectPr>
